--- a/docs/panduan/Panduan_Penggunaan_SI-MENTILIN_Admin.docx
+++ b/docs/panduan/Panduan_Penggunaan_SI-MENTILIN_Admin.docx
@@ -4,229 +4,142 @@
   <w:body>
     <w:p>
       <w:pPr>
-        <w:spacing w:before="800" w:after="200"/>
+        <w:spacing w:before="720" w:after="40"/>
+        <w:jc w:val="center"/>
       </w:pPr>
       <w:r>
         <w:rPr>
-          <w:rFonts w:ascii="Calibri" w:hAnsi="Calibri"/>
           <w:b/>
-          <w:color w:val="008060"/>
-          <w:sz w:val="24"/>
         </w:rPr>
-        <w:t>PANDUAN OPERASIONAL RESMI</w:t>
+        <w:t>PEMERINTAH KABUPATEN BANGKA</w:t>
+        <w:br/>
+      </w:r>
+      <w:r>
+        <w:rPr>
+          <w:b/>
+        </w:rPr>
+        <w:t>DINAS PENGENDALIAN PENDUDUK, KELUARGA BERENCANA,</w:t>
+        <w:br/>
+        <w:t>PEMBERDAYAAN PEREMPUAN DAN PERLINDUNGAN ANAK (DP2KBP3A)</w:t>
       </w:r>
     </w:p>
     <w:p>
       <w:pPr>
-        <w:spacing w:before="0" w:after="120"/>
+        <w:spacing w:before="200" w:after="480"/>
+        <w:jc w:val="center"/>
       </w:pPr>
       <w:r>
         <w:rPr>
-          <w:rFonts w:ascii="Calibri" w:hAnsi="Calibri"/>
           <w:b/>
-          <w:color w:val="0B2E59"/>
-          <w:sz w:val="64"/>
+          <w:color w:val="0F766E"/>
         </w:rPr>
-        <w:t>SI-MENTILIN</w:t>
+        <w:t>――――――――――――――――――――――――――――――――――――――</w:t>
       </w:r>
     </w:p>
     <w:p>
       <w:pPr>
-        <w:spacing w:after="400"/>
+        <w:spacing w:before="240" w:after="160"/>
+        <w:jc w:val="center"/>
       </w:pPr>
       <w:r>
         <w:rPr>
-          <w:rFonts w:ascii="Calibri" w:hAnsi="Calibri"/>
           <w:b/>
-          <w:color w:val="008060"/>
-          <w:sz w:val="30"/>
+          <w:color w:val="1E3A8A"/>
+          <w:sz w:val="44"/>
         </w:rPr>
-        <w:t>Sistem Skrining Lima Indikator PUS &amp; Penanda Sasaran MUPAR</w:t>
+        <w:t>PANDUAN OPERASIONAL ADMINISTRATOR</w:t>
+        <w:br/>
+        <w:t>APLIKASI SI-MENTILIN</w:t>
       </w:r>
     </w:p>
     <w:p>
       <w:pPr>
-        <w:spacing w:after="400"/>
+        <w:spacing w:before="80" w:after="320"/>
+        <w:jc w:val="center"/>
       </w:pPr>
       <w:r>
         <w:rPr>
-          <w:color w:val="008060"/>
+          <w:b/>
+          <w:color w:val="0F766E"/>
+          <w:sz w:val="26"/>
         </w:rPr>
-        <w:t>——————————————————————————————————————</w:t>
+        <w:t>Modul Khusus: Administrator Dinas DP2KBP3A Kabupaten Bangka</w:t>
       </w:r>
     </w:p>
-    <w:p>
-      <w:pPr>
-        <w:spacing w:after="300"/>
-      </w:pPr>
-      <w:r>
-        <w:rPr>
-          <w:rFonts w:ascii="Calibri" w:hAnsi="Calibri"/>
-          <w:b/>
-          <w:color w:val="1E293B"/>
-          <w:sz w:val="24"/>
-        </w:rPr>
-        <w:t xml:space="preserve">MODUL KHUSUS: </w:t>
-      </w:r>
-      <w:r>
-        <w:rPr>
-          <w:rFonts w:ascii="Calibri" w:hAnsi="Calibri"/>
-          <w:b/>
-          <w:color w:val="0B2E59"/>
-          <w:sz w:val="28"/>
-        </w:rPr>
-        <w:t>ADMINISTRATOR DINAS</w:t>
-      </w:r>
-    </w:p>
-    <w:p>
-      <w:pPr>
-        <w:spacing w:after="1200"/>
-      </w:pPr>
-      <w:r>
-        <w:rPr>
-          <w:rFonts w:ascii="Calibri" w:hAnsi="Calibri"/>
-          <w:color w:val="1E293B"/>
-          <w:sz w:val="22"/>
-        </w:rPr>
-        <w:t>Buku Petunjuk Operasional Tata Kelola Pengguna, Master Wilayah Kabupaten, Rekapitulasi Pelaporan, dan Modul Analitik MCPR/TFR.</w:t>
-      </w:r>
-    </w:p>
-    <w:p>
-      <w:pPr>
-        <w:spacing w:after="80"/>
-      </w:pPr>
-      <w:r>
-        <w:rPr>
-          <w:rFonts w:ascii="Calibri" w:hAnsi="Calibri"/>
-          <w:b/>
-          <w:color w:val="0B2E59"/>
-          <w:sz w:val="22"/>
-        </w:rPr>
-        <w:t>Dinas Pengendalian Penduduk, Keluarga Berencana,</w:t>
-        <w:br/>
-        <w:t>Pemberdayaan Perempuan dan Perlindungan Anak (DP2KBP3A)</w:t>
-      </w:r>
-    </w:p>
-    <w:p>
-      <w:r>
-        <w:rPr>
-          <w:rFonts w:ascii="Calibri" w:hAnsi="Calibri"/>
-          <w:color w:val="64748B"/>
-          <w:sz w:val="20"/>
-        </w:rPr>
-        <w:t>Pemerintah Kabupaten Bangka • Provinsi Kepulauan Bangka Belitung</w:t>
-        <w:br/>
-        <w:t>Tahun 2026</w:t>
-      </w:r>
-    </w:p>
+    <w:tbl>
+      <w:tblPr>
+        <w:tblW w:type="auto" w:w="0"/>
+        <w:jc w:val="center"/>
+        <w:tblLook w:firstColumn="1" w:firstRow="1" w:lastColumn="0" w:lastRow="0" w:noHBand="0" w:noVBand="1" w:val="04A0"/>
+      </w:tblPr>
+      <w:tblGrid>
+        <w:gridCol w:w="9360"/>
+      </w:tblGrid>
+      <w:tr>
+        <w:tc>
+          <w:tcPr>
+            <w:tcW w:type="dxa" w:w="9360"/>
+            <w:tcMar>
+              <w:top w:w="140" w:type="dxa"/>
+              <w:bottom w:w="140" w:type="dxa"/>
+              <w:left w:w="200" w:type="dxa"/>
+              <w:right w:w="160" w:type="dxa"/>
+            </w:tcMar>
+            <w:shd w:fill="EFF6FF"/>
+            <w:tcBorders>
+              <w:top w:val="none"/>
+              <w:left w:val="single" w:sz="32" w:space="0" w:color="1E3A8A"/>
+              <w:bottom w:val="none"/>
+              <w:right w:val="none"/>
+            </w:tcBorders>
+          </w:tcPr>
+          <w:p>
+            <w:pPr>
+              <w:spacing w:before="0" w:after="80"/>
+            </w:pPr>
+            <w:r>
+              <w:rPr>
+                <w:rFonts w:ascii="Calibri" w:hAnsi="Calibri"/>
+                <w:b/>
+                <w:color w:val="1E3A8A"/>
+                <w:sz w:val="21"/>
+              </w:rPr>
+              <w:t>📌 BUKU PETUNJUK OPERASIONAL ADMIN DINAS</w:t>
+            </w:r>
+          </w:p>
+          <w:p>
+            <w:pPr>
+              <w:spacing w:before="40" w:after="40" w:line="276" w:lineRule="auto"/>
+            </w:pPr>
+            <w:r>
+              <w:rPr>
+                <w:rFonts w:ascii="Calibri" w:hAnsi="Calibri"/>
+                <w:color w:val="334155"/>
+                <w:sz w:val="19"/>
+              </w:rPr>
+              <w:t>Buku panduan tata kelola sistem tingkat kabupaten bagi Administrator Dinas DP2KBP3A Kabupaten Bangka.</w:t>
+            </w:r>
+          </w:p>
+          <w:p>
+            <w:pPr>
+              <w:spacing w:before="40" w:after="40" w:line="276" w:lineRule="auto"/>
+            </w:pPr>
+            <w:r>
+              <w:rPr>
+                <w:rFonts w:ascii="Calibri" w:hAnsi="Calibri"/>
+                <w:color w:val="334155"/>
+                <w:sz w:val="19"/>
+              </w:rPr>
+              <w:t>Mencakup monitoring 8 kecamatan, manajemen akun PKB, pengelolaan master wilayah, modul analitik strategis, dan pelaporan kabupaten.</w:t>
+            </w:r>
+          </w:p>
+        </w:tc>
+      </w:tr>
+    </w:tbl>
+    <w:p/>
     <w:p>
       <w:r>
         <w:br w:type="page"/>
-      </w:r>
-    </w:p>
-    <w:p>
-      <w:pPr>
-        <w:spacing w:before="40" w:after="100" w:line="276" w:lineRule="auto"/>
-      </w:pPr>
-      <w:r>
-        <w:rPr>
-          <w:rFonts w:ascii="Calibri" w:hAnsi="Calibri"/>
-          <w:color w:val="1E293B"/>
-          <w:sz w:val="21"/>
-        </w:rPr>
-        <w:t xml:space="preserve">Selamat datang di Buku Petunjuk Operasional </w:t>
-      </w:r>
-      <w:r>
-        <w:rPr>
-          <w:rFonts w:ascii="Calibri" w:hAnsi="Calibri"/>
-          <w:b/>
-          <w:color w:val="1E293B"/>
-          <w:sz w:val="21"/>
-        </w:rPr>
-        <w:t>SI-MENTILIN</w:t>
-      </w:r>
-      <w:r>
-        <w:rPr>
-          <w:rFonts w:ascii="Calibri" w:hAnsi="Calibri"/>
-          <w:color w:val="1E293B"/>
-          <w:sz w:val="21"/>
-        </w:rPr>
-        <w:t xml:space="preserve"> (</w:t>
-      </w:r>
-      <w:r>
-        <w:rPr>
-          <w:rFonts w:ascii="Calibri" w:hAnsi="Calibri"/>
-          <w:i/>
-          <w:color w:val="1E293B"/>
-          <w:sz w:val="21"/>
-        </w:rPr>
-        <w:t>Sistem Skrining Lima Indikator PUS &amp; Penanda Sasaran MUPAR</w:t>
-      </w:r>
-      <w:r>
-        <w:rPr>
-          <w:rFonts w:ascii="Calibri" w:hAnsi="Calibri"/>
-          <w:color w:val="1E293B"/>
-          <w:sz w:val="21"/>
-        </w:rPr>
-        <w:t xml:space="preserve">) untuk </w:t>
-      </w:r>
-      <w:r>
-        <w:rPr>
-          <w:rFonts w:ascii="Calibri" w:hAnsi="Calibri"/>
-          <w:b/>
-          <w:color w:val="1E293B"/>
-          <w:sz w:val="21"/>
-        </w:rPr>
-        <w:t>Administrator Dinas / Pengelola Program KB</w:t>
-      </w:r>
-      <w:r>
-        <w:rPr>
-          <w:rFonts w:ascii="Calibri" w:hAnsi="Calibri"/>
-          <w:color w:val="1E293B"/>
-          <w:sz w:val="21"/>
-        </w:rPr>
-        <w:t xml:space="preserve"> pada </w:t>
-      </w:r>
-      <w:r>
-        <w:rPr>
-          <w:rFonts w:ascii="Calibri" w:hAnsi="Calibri"/>
-          <w:b/>
-          <w:color w:val="1E293B"/>
-          <w:sz w:val="21"/>
-        </w:rPr>
-        <w:t>Dinas Pengendalian Penduduk, Keluarga Berencana, Pemberdayaan Perempuan dan Perlindungan Anak (DP2KBP3A) Kabupaten Bangka</w:t>
-      </w:r>
-      <w:r>
-        <w:rPr>
-          <w:rFonts w:ascii="Calibri" w:hAnsi="Calibri"/>
-          <w:color w:val="1E293B"/>
-          <w:sz w:val="21"/>
-        </w:rPr>
-        <w:t>.</w:t>
-      </w:r>
-    </w:p>
-    <w:p>
-      <w:pPr>
-        <w:spacing w:before="40" w:after="100" w:line="276" w:lineRule="auto"/>
-      </w:pPr>
-      <w:r>
-        <w:rPr>
-          <w:rFonts w:ascii="Calibri" w:hAnsi="Calibri"/>
-          <w:color w:val="1E293B"/>
-          <w:sz w:val="21"/>
-        </w:rPr>
-        <w:t>Buku panduan ini disusun sebagai acuan kerja resmi pengelola sistem tingkat kabupaten dalam mengelola akun pengguna, master wilayah kecamatan/desa, monitoring kinerja penapisan lapangan, validasi agregat pelaporan, serta perumusan kebijakan berbasis modul analitik.</w:t>
-      </w:r>
-    </w:p>
-    <w:p>
-      <w:pPr>
-        <w:spacing w:before="160" w:after="160"/>
-      </w:pPr>
-      <w:r>
-        <w:rPr>
-          <w:color w:val="E2E8F0"/>
-        </w:rPr>
-        <w:t>——————————————————————————————————————————————————</w:t>
       </w:r>
     </w:p>
     <w:p>
@@ -238,348 +151,23 @@
         <w:rPr>
           <w:rFonts w:ascii="Calibri" w:hAnsi="Calibri"/>
           <w:b/>
-          <w:color w:val="0B2E59"/>
-          <w:sz w:val="28"/>
+          <w:color w:val="1E3A8A"/>
+          <w:sz w:val="32"/>
         </w:rPr>
-        <w:t>Daftar Isi</w:t>
+        <w:t>BAB 1: WEWENANG ADMINISTRATOR DINAS</w:t>
       </w:r>
     </w:p>
     <w:p>
       <w:pPr>
-        <w:spacing w:before="40" w:after="40"/>
-        <w:ind w:left="360"/>
+        <w:spacing w:before="0" w:after="80" w:line="276" w:lineRule="auto"/>
       </w:pPr>
       <w:r>
         <w:rPr>
           <w:rFonts w:ascii="Calibri" w:hAnsi="Calibri"/>
-          <w:b/>
-          <w:color w:val="0B2E59"/>
-          <w:sz w:val="20"/>
+          <w:color w:val="334155"/>
+          <w:sz w:val="21"/>
         </w:rPr>
-        <w:t xml:space="preserve">1. </w:t>
-      </w:r>
-      <w:r>
-        <w:rPr>
-          <w:rFonts w:ascii="Calibri" w:hAnsi="Calibri"/>
-          <w:color w:val="1E293B"/>
-          <w:sz w:val="20"/>
-        </w:rPr>
-        <w:t>[Peran &amp; Wewenang Administrator Dinas](#1-peran--wewenang-administrator-dinas)</w:t>
-      </w:r>
-    </w:p>
-    <w:p>
-      <w:pPr>
-        <w:spacing w:before="40" w:after="40"/>
-        <w:ind w:left="360"/>
-      </w:pPr>
-      <w:r>
-        <w:rPr>
-          <w:rFonts w:ascii="Calibri" w:hAnsi="Calibri"/>
-          <w:b/>
-          <w:color w:val="0B2E59"/>
-          <w:sz w:val="20"/>
-        </w:rPr>
-        <w:t xml:space="preserve">2. </w:t>
-      </w:r>
-      <w:r>
-        <w:rPr>
-          <w:rFonts w:ascii="Calibri" w:hAnsi="Calibri"/>
-          <w:color w:val="1E293B"/>
-          <w:sz w:val="20"/>
-        </w:rPr>
-        <w:t>[Akses Masuk &amp; Autentikasi Super Admin](#2-akses-masuk--autentikasi-super-admin)</w:t>
-      </w:r>
-    </w:p>
-    <w:p>
-      <w:pPr>
-        <w:spacing w:before="40" w:after="40"/>
-        <w:ind w:left="360"/>
-      </w:pPr>
-      <w:r>
-        <w:rPr>
-          <w:rFonts w:ascii="Calibri" w:hAnsi="Calibri"/>
-          <w:b/>
-          <w:color w:val="0B2E59"/>
-          <w:sz w:val="20"/>
-        </w:rPr>
-        <w:t xml:space="preserve">3. </w:t>
-      </w:r>
-      <w:r>
-        <w:rPr>
-          <w:rFonts w:ascii="Calibri" w:hAnsi="Calibri"/>
-          <w:color w:val="1E293B"/>
-          <w:sz w:val="20"/>
-        </w:rPr>
-        <w:t>[Dashboard Monitoring Makro Kabupaten Bangka](#3-dashboard-monitoring-makro-kabupaten-bangka)</w:t>
-      </w:r>
-    </w:p>
-    <w:p>
-      <w:pPr>
-        <w:spacing w:before="40" w:after="40"/>
-        <w:ind w:left="360"/>
-      </w:pPr>
-      <w:r>
-        <w:rPr>
-          <w:rFonts w:ascii="Calibri" w:hAnsi="Calibri"/>
-          <w:b/>
-          <w:color w:val="0B2E59"/>
-          <w:sz w:val="20"/>
-        </w:rPr>
-        <w:t xml:space="preserve">4. </w:t>
-      </w:r>
-      <w:r>
-        <w:rPr>
-          <w:rFonts w:ascii="Calibri" w:hAnsi="Calibri"/>
-          <w:color w:val="1E293B"/>
-          <w:sz w:val="20"/>
-        </w:rPr>
-        <w:t>[Manajemen Pengguna Sistem (User Management)](#4-manajemen-pengguna-sistem-user-management)</w:t>
-      </w:r>
-    </w:p>
-    <w:p>
-      <w:pPr>
-        <w:pStyle w:val="ListBullet"/>
-        <w:spacing w:before="20" w:after="40"/>
-        <w:ind w:left="720"/>
-      </w:pPr>
-      <w:r>
-        <w:rPr>
-          <w:rFonts w:ascii="Calibri" w:hAnsi="Calibri"/>
-          <w:color w:val="1E293B"/>
-          <w:sz w:val="20"/>
-        </w:rPr>
-        <w:t>[Melihat Daftar Pengguna](#melihat-daftar-pengguna)</w:t>
-      </w:r>
-    </w:p>
-    <w:p>
-      <w:pPr>
-        <w:pStyle w:val="ListBullet"/>
-        <w:spacing w:before="20" w:after="40"/>
-        <w:ind w:left="720"/>
-      </w:pPr>
-      <w:r>
-        <w:rPr>
-          <w:rFonts w:ascii="Calibri" w:hAnsi="Calibri"/>
-          <w:color w:val="1E293B"/>
-          <w:sz w:val="20"/>
-        </w:rPr>
-        <w:t>[Membuat Akun Petugas Lapangan Baru](#membuat-akun-petugas-lapangan-baru)</w:t>
-      </w:r>
-    </w:p>
-    <w:p>
-      <w:pPr>
-        <w:pStyle w:val="ListBullet"/>
-        <w:spacing w:before="20" w:after="40"/>
-        <w:ind w:left="720"/>
-      </w:pPr>
-      <w:r>
-        <w:rPr>
-          <w:rFonts w:ascii="Calibri" w:hAnsi="Calibri"/>
-          <w:color w:val="1E293B"/>
-          <w:sz w:val="20"/>
-        </w:rPr>
-        <w:t>[Reset Kata Sandi &amp; Pengelolaan Akun](#reset-kata-sandi--pengelolaan-akun)</w:t>
-      </w:r>
-    </w:p>
-    <w:p>
-      <w:pPr>
-        <w:spacing w:before="40" w:after="40"/>
-        <w:ind w:left="360"/>
-      </w:pPr>
-      <w:r>
-        <w:rPr>
-          <w:rFonts w:ascii="Calibri" w:hAnsi="Calibri"/>
-          <w:b/>
-          <w:color w:val="0B2E59"/>
-          <w:sz w:val="20"/>
-        </w:rPr>
-        <w:t xml:space="preserve">5. </w:t>
-      </w:r>
-      <w:r>
-        <w:rPr>
-          <w:rFonts w:ascii="Calibri" w:hAnsi="Calibri"/>
-          <w:color w:val="1E293B"/>
-          <w:sz w:val="20"/>
-        </w:rPr>
-        <w:t>[Pengelolaan Master Wilayah (Kecamatan &amp; Kelurahan/Desa)](#5-pengelolaan-master-wilayah-kecamatan--kelurahandesa)</w:t>
-      </w:r>
-    </w:p>
-    <w:p>
-      <w:pPr>
-        <w:spacing w:before="40" w:after="40"/>
-        <w:ind w:left="360"/>
-      </w:pPr>
-      <w:r>
-        <w:rPr>
-          <w:rFonts w:ascii="Calibri" w:hAnsi="Calibri"/>
-          <w:b/>
-          <w:color w:val="0B2E59"/>
-          <w:sz w:val="20"/>
-        </w:rPr>
-        <w:t xml:space="preserve">6. </w:t>
-      </w:r>
-      <w:r>
-        <w:rPr>
-          <w:rFonts w:ascii="Calibri" w:hAnsi="Calibri"/>
-          <w:color w:val="1E293B"/>
-          <w:sz w:val="20"/>
-        </w:rPr>
-        <w:t>[Modul Rekapitulasi Laporan Tingkat Kabupaten](#6-modul-rekapitulasi-laporan-tingkat-kabupaten)</w:t>
-      </w:r>
-    </w:p>
-    <w:p>
-      <w:pPr>
-        <w:pStyle w:val="ListBullet"/>
-        <w:spacing w:before="20" w:after="40"/>
-        <w:ind w:left="720"/>
-      </w:pPr>
-      <w:r>
-        <w:rPr>
-          <w:rFonts w:ascii="Calibri" w:hAnsi="Calibri"/>
-          <w:color w:val="1E293B"/>
-          <w:sz w:val="20"/>
-        </w:rPr>
-        <w:t>[Pemfilteran Laporan Wilayah](#pemfilteran-laporan-wilayah)</w:t>
-      </w:r>
-    </w:p>
-    <w:p>
-      <w:pPr>
-        <w:pStyle w:val="ListBullet"/>
-        <w:spacing w:before="20" w:after="40"/>
-        <w:ind w:left="720"/>
-      </w:pPr>
-      <w:r>
-        <w:rPr>
-          <w:rFonts w:ascii="Calibri" w:hAnsi="Calibri"/>
-          <w:color w:val="1E293B"/>
-          <w:sz w:val="20"/>
-        </w:rPr>
-        <w:t>[Ekspor Rekapitulasi (PDF &amp; Excel)](#ekspor-rekapitulasi-pdf--excel)</w:t>
-      </w:r>
-    </w:p>
-    <w:p>
-      <w:pPr>
-        <w:spacing w:before="40" w:after="40"/>
-        <w:ind w:left="360"/>
-      </w:pPr>
-      <w:r>
-        <w:rPr>
-          <w:rFonts w:ascii="Calibri" w:hAnsi="Calibri"/>
-          <w:b/>
-          <w:color w:val="0B2E59"/>
-          <w:sz w:val="20"/>
-        </w:rPr>
-        <w:t xml:space="preserve">7. </w:t>
-      </w:r>
-      <w:r>
-        <w:rPr>
-          <w:rFonts w:ascii="Calibri" w:hAnsi="Calibri"/>
-          <w:color w:val="1E293B"/>
-          <w:sz w:val="20"/>
-        </w:rPr>
-        <w:t>[Modul Analitik &amp; Pengambilan Kebijakan Strategis](#7-modul-analitik--pengambilan-kebijakan-strategis)</w:t>
-      </w:r>
-    </w:p>
-    <w:p>
-      <w:pPr>
-        <w:pStyle w:val="ListBullet"/>
-        <w:spacing w:before="20" w:after="40"/>
-        <w:ind w:left="720"/>
-      </w:pPr>
-      <w:r>
-        <w:rPr>
-          <w:rFonts w:ascii="Calibri" w:hAnsi="Calibri"/>
-          <w:color w:val="1E293B"/>
-          <w:sz w:val="20"/>
-        </w:rPr>
-        <w:t>[Evaluasi Agregat 5 Indikator &amp; MUPAR](#evaluasi-agregat-5-indikator--mupar)</w:t>
-      </w:r>
-    </w:p>
-    <w:p>
-      <w:pPr>
-        <w:pStyle w:val="ListBullet"/>
-        <w:spacing w:before="20" w:after="40"/>
-        <w:ind w:left="720"/>
-      </w:pPr>
-      <w:r>
-        <w:rPr>
-          <w:rFonts w:ascii="Calibri" w:hAnsi="Calibri"/>
-          <w:color w:val="1E293B"/>
-          <w:sz w:val="20"/>
-        </w:rPr>
-        <w:t>[Simulasi Capaian MCPR &amp; Proyeksi TFR](#simulasi-capaian-mcpr--proyeksi-tfr)</w:t>
-      </w:r>
-    </w:p>
-    <w:p>
-      <w:pPr>
-        <w:pStyle w:val="ListBullet"/>
-        <w:spacing w:before="20" w:after="40"/>
-        <w:ind w:left="720"/>
-      </w:pPr>
-      <w:r>
-        <w:rPr>
-          <w:rFonts w:ascii="Calibri" w:hAnsi="Calibri"/>
-          <w:color w:val="1E293B"/>
-          <w:sz w:val="20"/>
-        </w:rPr>
-        <w:t>[Kalkulasi Nilai Ekonomis Penyelamatan (Cost Savings)](#kalkulasi-nilai-ekonomis-penyelamatan-cost-savings)</w:t>
-      </w:r>
-    </w:p>
-    <w:p>
-      <w:pPr>
-        <w:spacing w:before="40" w:after="40"/>
-        <w:ind w:left="360"/>
-      </w:pPr>
-      <w:r>
-        <w:rPr>
-          <w:rFonts w:ascii="Calibri" w:hAnsi="Calibri"/>
-          <w:b/>
-          <w:color w:val="0B2E59"/>
-          <w:sz w:val="20"/>
-        </w:rPr>
-        <w:t xml:space="preserve">8. </w:t>
-      </w:r>
-      <w:r>
-        <w:rPr>
-          <w:rFonts w:ascii="Calibri" w:hAnsi="Calibri"/>
-          <w:color w:val="1E293B"/>
-          <w:sz w:val="20"/>
-        </w:rPr>
-        <w:t>[Pemeliharaan Sistem, Keamanan &amp; Tata Kelola Data](#8-pemeliharaan-sistem-keamanan--tata-kelola-data)</w:t>
-      </w:r>
-    </w:p>
-    <w:p>
-      <w:pPr>
-        <w:spacing w:before="40" w:after="40"/>
-        <w:ind w:left="360"/>
-      </w:pPr>
-      <w:r>
-        <w:rPr>
-          <w:rFonts w:ascii="Calibri" w:hAnsi="Calibri"/>
-          <w:b/>
-          <w:color w:val="0B2E59"/>
-          <w:sz w:val="20"/>
-        </w:rPr>
-        <w:t xml:space="preserve">9. </w:t>
-      </w:r>
-      <w:r>
-        <w:rPr>
-          <w:rFonts w:ascii="Calibri" w:hAnsi="Calibri"/>
-          <w:color w:val="1E293B"/>
-          <w:sz w:val="20"/>
-        </w:rPr>
-        <w:t>[Troubleshooting &amp; Tanya Jawab (FAQ)](#9-troubleshooting--tanya-jawab-faq)</w:t>
-      </w:r>
-    </w:p>
-    <w:p>
-      <w:pPr>
-        <w:spacing w:before="160" w:after="160"/>
-      </w:pPr>
-      <w:r>
-        <w:rPr>
-          <w:color w:val="E2E8F0"/>
-        </w:rPr>
-        <w:t>——————————————————————————————————————————————————</w:t>
+        <w:t>Administrator Dinas memiliki wewenang penuh atas seluruh data 8 kecamatan di Kabupaten Bangka (Sungailiat, Belinyu, Merawang, Mendo Barat, Pemali, Bakam, Riau Silip, Puding Besar).</w:t>
       </w:r>
     </w:p>
     <w:p>
@@ -591,213 +179,15 @@
         <w:rPr>
           <w:rFonts w:ascii="Calibri" w:hAnsi="Calibri"/>
           <w:b/>
-          <w:color w:val="0B2E59"/>
-          <w:sz w:val="28"/>
+          <w:color w:val="1E3A8A"/>
+          <w:sz w:val="32"/>
         </w:rPr>
-        <w:t>1. Peran &amp; Wewenang Administrator Dinas</w:t>
+        <w:t>BAB 2: LOGIN ADMINISTRATOR DINAS</w:t>
       </w:r>
     </w:p>
     <w:p>
       <w:pPr>
-        <w:spacing w:before="40" w:after="100" w:line="276" w:lineRule="auto"/>
-      </w:pPr>
-      <w:r>
-        <w:rPr>
-          <w:rFonts w:ascii="Calibri" w:hAnsi="Calibri"/>
-          <w:color w:val="1E293B"/>
-          <w:sz w:val="21"/>
-        </w:rPr>
-        <w:t xml:space="preserve">Dalam arsitektur 2-Role SI-MENTILIN, akun bertipe </w:t>
-      </w:r>
-      <w:r>
-        <w:rPr>
-          <w:rFonts w:ascii="Calibri" w:hAnsi="Calibri"/>
-          <w:b/>
-          <w:color w:val="1E293B"/>
-          <w:sz w:val="21"/>
-        </w:rPr>
-        <w:t>`admin_dinas`</w:t>
-      </w:r>
-      <w:r>
-        <w:rPr>
-          <w:rFonts w:ascii="Calibri" w:hAnsi="Calibri"/>
-          <w:color w:val="1E293B"/>
-          <w:sz w:val="21"/>
-        </w:rPr>
-        <w:t xml:space="preserve"> memiliki otoritas tertinggi:</w:t>
-      </w:r>
-    </w:p>
-    <w:p>
-      <w:pPr>
-        <w:spacing w:before="40" w:after="40"/>
-        <w:ind w:left="360"/>
-      </w:pPr>
-      <w:r>
-        <w:rPr>
-          <w:rFonts w:ascii="Calibri" w:hAnsi="Calibri"/>
-          <w:b/>
-          <w:color w:val="0B2E59"/>
-          <w:sz w:val="20"/>
-        </w:rPr>
-        <w:t xml:space="preserve">1. </w:t>
-      </w:r>
-      <w:r>
-        <w:rPr>
-          <w:rFonts w:ascii="Calibri" w:hAnsi="Calibri"/>
-          <w:b/>
-          <w:color w:val="1E293B"/>
-          <w:sz w:val="20"/>
-        </w:rPr>
-        <w:t>Akses Data Tanpa Batas Wilayah:</w:t>
-      </w:r>
-      <w:r>
-        <w:rPr>
-          <w:rFonts w:ascii="Calibri" w:hAnsi="Calibri"/>
-          <w:color w:val="1E293B"/>
-          <w:sz w:val="20"/>
-        </w:rPr>
-        <w:t xml:space="preserve"> Admin Dinas berhak melihat, menganalisis, dan mengekspor data seluruh PUS di 8 kecamatan dan seluruh kelurahan/desa se-Kabupaten Bangka.</w:t>
-      </w:r>
-    </w:p>
-    <w:p>
-      <w:pPr>
-        <w:spacing w:before="40" w:after="40"/>
-        <w:ind w:left="360"/>
-      </w:pPr>
-      <w:r>
-        <w:rPr>
-          <w:rFonts w:ascii="Calibri" w:hAnsi="Calibri"/>
-          <w:b/>
-          <w:color w:val="0B2E59"/>
-          <w:sz w:val="20"/>
-        </w:rPr>
-        <w:t xml:space="preserve">2. </w:t>
-      </w:r>
-      <w:r>
-        <w:rPr>
-          <w:rFonts w:ascii="Calibri" w:hAnsi="Calibri"/>
-          <w:b/>
-          <w:color w:val="1E293B"/>
-          <w:sz w:val="20"/>
-        </w:rPr>
-        <w:t>Manajemen Akun Terpusat:</w:t>
-      </w:r>
-      <w:r>
-        <w:rPr>
-          <w:rFonts w:ascii="Calibri" w:hAnsi="Calibri"/>
-          <w:color w:val="1E293B"/>
-          <w:sz w:val="20"/>
-        </w:rPr>
-        <w:t xml:space="preserve"> Berwenang membuat, menugaskan wilayah, mengatur ulang sandi, dan menonaktifkan akun petugas lapangan (PKB/PLKB).</w:t>
-      </w:r>
-    </w:p>
-    <w:p>
-      <w:pPr>
-        <w:spacing w:before="40" w:after="40"/>
-        <w:ind w:left="360"/>
-      </w:pPr>
-      <w:r>
-        <w:rPr>
-          <w:rFonts w:ascii="Calibri" w:hAnsi="Calibri"/>
-          <w:b/>
-          <w:color w:val="0B2E59"/>
-          <w:sz w:val="20"/>
-        </w:rPr>
-        <w:t xml:space="preserve">3. </w:t>
-      </w:r>
-      <w:r>
-        <w:rPr>
-          <w:rFonts w:ascii="Calibri" w:hAnsi="Calibri"/>
-          <w:b/>
-          <w:color w:val="1E293B"/>
-          <w:sz w:val="20"/>
-        </w:rPr>
-        <w:t>Integritas Master Wilayah:</w:t>
-      </w:r>
-      <w:r>
-        <w:rPr>
-          <w:rFonts w:ascii="Calibri" w:hAnsi="Calibri"/>
-          <w:color w:val="1E293B"/>
-          <w:sz w:val="20"/>
-        </w:rPr>
-        <w:t xml:space="preserve"> Mengelola data referensi kode dan nama kecamatan serta desa/kelurahan di Kabupaten Bangka.</w:t>
-      </w:r>
-    </w:p>
-    <w:p>
-      <w:pPr>
-        <w:spacing w:before="40" w:after="40"/>
-        <w:ind w:left="360"/>
-      </w:pPr>
-      <w:r>
-        <w:rPr>
-          <w:rFonts w:ascii="Calibri" w:hAnsi="Calibri"/>
-          <w:b/>
-          <w:color w:val="0B2E59"/>
-          <w:sz w:val="20"/>
-        </w:rPr>
-        <w:t xml:space="preserve">4. </w:t>
-      </w:r>
-      <w:r>
-        <w:rPr>
-          <w:rFonts w:ascii="Calibri" w:hAnsi="Calibri"/>
-          <w:b/>
-          <w:color w:val="1E293B"/>
-          <w:sz w:val="20"/>
-        </w:rPr>
-        <w:t>Analitik Kebijakan Makro:</w:t>
-      </w:r>
-      <w:r>
-        <w:rPr>
-          <w:rFonts w:ascii="Calibri" w:hAnsi="Calibri"/>
-          <w:color w:val="1E293B"/>
-          <w:sz w:val="20"/>
-        </w:rPr>
-        <w:t xml:space="preserve"> Mengakses simulasi MCPR, TFR, serta perhitungan nilai ekonomis belanja daerah yang berhasil diselamatkan dari pencegahan kehamilan risiko tinggi dan stunting.</w:t>
-      </w:r>
-    </w:p>
-    <w:p>
-      <w:pPr>
-        <w:spacing w:before="160" w:after="160"/>
-      </w:pPr>
-      <w:r>
-        <w:rPr>
-          <w:color w:val="E2E8F0"/>
-        </w:rPr>
-        <w:t>——————————————————————————————————————————————————</w:t>
-      </w:r>
-    </w:p>
-    <w:p>
-      <w:pPr>
-        <w:keepNext/>
-        <w:spacing w:before="360" w:after="120"/>
-      </w:pPr>
-      <w:r>
-        <w:rPr>
-          <w:rFonts w:ascii="Calibri" w:hAnsi="Calibri"/>
-          <w:b/>
-          <w:color w:val="0B2E59"/>
-          <w:sz w:val="28"/>
-        </w:rPr>
-        <w:t>2. Akses Masuk &amp; Autentikasi Super Admin</w:t>
-      </w:r>
-    </w:p>
-    <w:p>
-      <w:pPr>
-        <w:spacing w:before="40" w:after="100" w:line="276" w:lineRule="auto"/>
-      </w:pPr>
-      <w:r>
-        <w:rPr>
-          <w:rFonts w:ascii="Calibri" w:hAnsi="Calibri"/>
-          <w:color w:val="1E293B"/>
-          <w:sz w:val="21"/>
-        </w:rPr>
-        <w:t>Akses portal login melalui peramban web pada tautan resmi SI-MENTILIN.</w:t>
-      </w:r>
-    </w:p>
-    <w:p>
-      <w:pPr>
-        <w:keepNext/>
-        <w:spacing w:before="200" w:after="40"/>
+        <w:spacing w:before="200" w:after="80"/>
         <w:jc w:val="center"/>
       </w:pPr>
       <w:r>
@@ -847,284 +237,20 @@
           <w:color w:val="64748B"/>
           <w:sz w:val="18"/>
         </w:rPr>
-        <w:t>Gambar: Halaman Login Admin Dinas</w:t>
+        <w:t>Gambar 2.1: Halaman Login SI-MENTILIN</w:t>
       </w:r>
     </w:p>
     <w:p>
       <w:pPr>
-        <w:keepNext/>
-        <w:spacing w:before="240" w:after="80"/>
+        <w:spacing w:before="0" w:after="80" w:line="276" w:lineRule="auto"/>
       </w:pPr>
       <w:r>
         <w:rPr>
           <w:rFonts w:ascii="Calibri" w:hAnsi="Calibri"/>
-          <w:b/>
-          <w:color w:val="008060"/>
-          <w:sz w:val="23"/>
+          <w:color w:val="334155"/>
+          <w:sz w:val="21"/>
         </w:rPr>
-        <w:t>Prosedur Masuk:</w:t>
-      </w:r>
-    </w:p>
-    <w:p>
-      <w:pPr>
-        <w:spacing w:before="40" w:after="40"/>
-        <w:ind w:left="360"/>
-      </w:pPr>
-      <w:r>
-        <w:rPr>
-          <w:rFonts w:ascii="Calibri" w:hAnsi="Calibri"/>
-          <w:b/>
-          <w:color w:val="0B2E59"/>
-          <w:sz w:val="20"/>
-        </w:rPr>
-        <w:t xml:space="preserve">1. </w:t>
-      </w:r>
-      <w:r>
-        <w:rPr>
-          <w:rFonts w:ascii="Calibri" w:hAnsi="Calibri"/>
-          <w:color w:val="1E293B"/>
-          <w:sz w:val="20"/>
-        </w:rPr>
-        <w:t xml:space="preserve">Masukkan </w:t>
-      </w:r>
-      <w:r>
-        <w:rPr>
-          <w:rFonts w:ascii="Calibri" w:hAnsi="Calibri"/>
-          <w:b/>
-          <w:color w:val="1E293B"/>
-          <w:sz w:val="20"/>
-        </w:rPr>
-        <w:t>Alamat Email</w:t>
-      </w:r>
-      <w:r>
-        <w:rPr>
-          <w:rFonts w:ascii="Calibri" w:hAnsi="Calibri"/>
-          <w:color w:val="1E293B"/>
-          <w:sz w:val="20"/>
-        </w:rPr>
-        <w:t xml:space="preserve"> resmi Administrator Dinas (contoh: </w:t>
-      </w:r>
-      <w:r>
-        <w:rPr>
-          <w:rFonts w:ascii="Consolas" w:hAnsi="Consolas"/>
-          <w:b/>
-          <w:color w:val="0B2E59"/>
-          <w:sz w:val="19"/>
-        </w:rPr>
-        <w:t>admin@simentilin.bangka.go.id</w:t>
-      </w:r>
-      <w:r>
-        <w:rPr>
-          <w:rFonts w:ascii="Calibri" w:hAnsi="Calibri"/>
-          <w:color w:val="1E293B"/>
-          <w:sz w:val="20"/>
-        </w:rPr>
-        <w:t>).</w:t>
-      </w:r>
-    </w:p>
-    <w:p>
-      <w:pPr>
-        <w:spacing w:before="40" w:after="40"/>
-        <w:ind w:left="360"/>
-      </w:pPr>
-      <w:r>
-        <w:rPr>
-          <w:rFonts w:ascii="Calibri" w:hAnsi="Calibri"/>
-          <w:b/>
-          <w:color w:val="0B2E59"/>
-          <w:sz w:val="20"/>
-        </w:rPr>
-        <w:t xml:space="preserve">2. </w:t>
-      </w:r>
-      <w:r>
-        <w:rPr>
-          <w:rFonts w:ascii="Calibri" w:hAnsi="Calibri"/>
-          <w:color w:val="1E293B"/>
-          <w:sz w:val="20"/>
-        </w:rPr>
-        <w:t xml:space="preserve">Masukkan </w:t>
-      </w:r>
-      <w:r>
-        <w:rPr>
-          <w:rFonts w:ascii="Calibri" w:hAnsi="Calibri"/>
-          <w:b/>
-          <w:color w:val="1E293B"/>
-          <w:sz w:val="20"/>
-        </w:rPr>
-        <w:t>Kata Sandi</w:t>
-      </w:r>
-      <w:r>
-        <w:rPr>
-          <w:rFonts w:ascii="Calibri" w:hAnsi="Calibri"/>
-          <w:color w:val="1E293B"/>
-          <w:sz w:val="20"/>
-        </w:rPr>
-        <w:t xml:space="preserve"> administrator.</w:t>
-      </w:r>
-    </w:p>
-    <w:p>
-      <w:pPr>
-        <w:spacing w:before="40" w:after="40"/>
-        <w:ind w:left="360"/>
-      </w:pPr>
-      <w:r>
-        <w:rPr>
-          <w:rFonts w:ascii="Calibri" w:hAnsi="Calibri"/>
-          <w:b/>
-          <w:color w:val="0B2E59"/>
-          <w:sz w:val="20"/>
-        </w:rPr>
-        <w:t xml:space="preserve">3. </w:t>
-      </w:r>
-      <w:r>
-        <w:rPr>
-          <w:rFonts w:ascii="Calibri" w:hAnsi="Calibri"/>
-          <w:color w:val="1E293B"/>
-          <w:sz w:val="20"/>
-        </w:rPr>
-        <w:t xml:space="preserve">Klik tombol </w:t>
-      </w:r>
-      <w:r>
-        <w:rPr>
-          <w:rFonts w:ascii="Calibri" w:hAnsi="Calibri"/>
-          <w:b/>
-          <w:color w:val="1E293B"/>
-          <w:sz w:val="20"/>
-        </w:rPr>
-        <w:t>Masuk ke Sistem</w:t>
-      </w:r>
-      <w:r>
-        <w:rPr>
-          <w:rFonts w:ascii="Calibri" w:hAnsi="Calibri"/>
-          <w:color w:val="1E293B"/>
-          <w:sz w:val="20"/>
-        </w:rPr>
-        <w:t>.</w:t>
-      </w:r>
-    </w:p>
-    <w:p>
-      <w:pPr>
-        <w:spacing w:before="40" w:after="40"/>
-        <w:ind w:left="360"/>
-      </w:pPr>
-      <w:r>
-        <w:rPr>
-          <w:rFonts w:ascii="Calibri" w:hAnsi="Calibri"/>
-          <w:b/>
-          <w:color w:val="0B2E59"/>
-          <w:sz w:val="20"/>
-        </w:rPr>
-        <w:t xml:space="preserve">4. </w:t>
-      </w:r>
-      <w:r>
-        <w:rPr>
-          <w:rFonts w:ascii="Calibri" w:hAnsi="Calibri"/>
-          <w:color w:val="1E293B"/>
-          <w:sz w:val="20"/>
-        </w:rPr>
-        <w:t>Sistem akan memvalidasi role akun dan langsung membuka menu khusus dinas pada bilah navigasi kiri.</w:t>
-      </w:r>
-    </w:p>
-    <w:tbl>
-      <w:tblPr>
-        <w:tblW w:type="auto" w:w="0"/>
-        <w:jc w:val="center"/>
-        <w:tblLook w:firstColumn="1" w:firstRow="1" w:lastColumn="0" w:lastRow="0" w:noHBand="0" w:noVBand="1" w:val="04A0"/>
-      </w:tblPr>
-      <w:tblGrid>
-        <w:gridCol w:w="9360"/>
-      </w:tblGrid>
-      <w:tr>
-        <w:tc>
-          <w:tcPr>
-            <w:tcW w:type="dxa" w:w="9360"/>
-            <w:shd w:fill="F0FDF4"/>
-            <w:tcMar>
-              <w:top w:w="100" w:type="dxa"/>
-              <w:bottom w:w="100" w:type="dxa"/>
-              <w:left w:w="150" w:type="dxa"/>
-              <w:right w:w="150" w:type="dxa"/>
-            </w:tcMar>
-            <w:tcBorders>
-              <w:left w:val="single" w:sz="24" w:space="0" w:color="008060"/>
-              <w:top w:val="none"/>
-              <w:bottom w:val="none"/>
-              <w:right w:val="none"/>
-            </w:tcBorders>
-          </w:tcPr>
-          <w:p>
-            <w:pPr>
-              <w:spacing w:before="40" w:after="40"/>
-            </w:pPr>
-            <w:r>
-              <w:rPr>
-                <w:rFonts w:ascii="Calibri" w:hAnsi="Calibri"/>
-                <w:b/>
-                <w:color w:val="008060"/>
-                <w:sz w:val="20"/>
-              </w:rPr>
-              <w:t>Peringatan Keamanan:</w:t>
-            </w:r>
-            <w:r>
-              <w:rPr>
-                <w:rFonts w:ascii="Calibri" w:hAnsi="Calibri"/>
-                <w:color w:val="008060"/>
-                <w:sz w:val="20"/>
-              </w:rPr>
-              <w:t xml:space="preserve"> Akun Administrator memiliki hak istimewa (</w:t>
-            </w:r>
-            <w:r>
-              <w:rPr>
-                <w:rFonts w:ascii="Calibri" w:hAnsi="Calibri"/>
-                <w:i/>
-                <w:color w:val="008060"/>
-                <w:sz w:val="20"/>
-              </w:rPr>
-              <w:t>elevated privileges</w:t>
-            </w:r>
-            <w:r>
-              <w:rPr>
-                <w:rFonts w:ascii="Calibri" w:hAnsi="Calibri"/>
-                <w:color w:val="008060"/>
-                <w:sz w:val="20"/>
-              </w:rPr>
-              <w:t xml:space="preserve">). Selalu lakukan </w:t>
-            </w:r>
-            <w:r>
-              <w:rPr>
-                <w:rFonts w:ascii="Calibri" w:hAnsi="Calibri"/>
-                <w:b/>
-                <w:color w:val="008060"/>
-                <w:sz w:val="20"/>
-              </w:rPr>
-              <w:t>Keluar (Logout)</w:t>
-            </w:r>
-            <w:r>
-              <w:rPr>
-                <w:rFonts w:ascii="Calibri" w:hAnsi="Calibri"/>
-                <w:color w:val="008060"/>
-                <w:sz w:val="20"/>
-              </w:rPr>
-              <w:t xml:space="preserve"> setelah selesai menggunakan aplikasi, terutama jika mengakses melalui perangkat bersama.</w:t>
-            </w:r>
-          </w:p>
-        </w:tc>
-      </w:tr>
-    </w:tbl>
-    <w:p>
-      <w:pPr>
-        <w:spacing w:after="80"/>
-      </w:pPr>
-    </w:p>
-    <w:p>
-      <w:pPr>
-        <w:spacing w:before="160" w:after="160"/>
-      </w:pPr>
-      <w:r>
-        <w:rPr>
-          <w:color w:val="E2E8F0"/>
-        </w:rPr>
-        <w:t>——————————————————————————————————————————————————</w:t>
+        <w:t>Masuk dengan email admin dinas (admin@simentilin.bangka.go.id) dan kata sandi kedinasan.</w:t>
       </w:r>
     </w:p>
     <w:p>
@@ -1136,29 +262,15 @@
         <w:rPr>
           <w:rFonts w:ascii="Calibri" w:hAnsi="Calibri"/>
           <w:b/>
-          <w:color w:val="0B2E59"/>
-          <w:sz w:val="28"/>
+          <w:color w:val="1E3A8A"/>
+          <w:sz w:val="32"/>
         </w:rPr>
-        <w:t>3. Dashboard Monitoring Makro Kabupaten Bangka</w:t>
+        <w:t>BAB 3: DASHBOARD MONITORING MAKRO KABUPATEN</w:t>
       </w:r>
     </w:p>
     <w:p>
       <w:pPr>
-        <w:spacing w:before="40" w:after="100" w:line="276" w:lineRule="auto"/>
-      </w:pPr>
-      <w:r>
-        <w:rPr>
-          <w:rFonts w:ascii="Calibri" w:hAnsi="Calibri"/>
-          <w:color w:val="1E293B"/>
-          <w:sz w:val="21"/>
-        </w:rPr>
-        <w:t>Dashboard Admin menyajikan gambaran komprehensif situasi keluarga berencana dan skrining risiko kehamilan di seluruh Kabupaten Bangka.</w:t>
-      </w:r>
-    </w:p>
-    <w:p>
-      <w:pPr>
-        <w:keepNext/>
-        <w:spacing w:before="200" w:after="40"/>
+        <w:spacing w:before="200" w:after="80"/>
         <w:jc w:val="center"/>
       </w:pPr>
       <w:r>
@@ -1208,229 +320,20 @@
           <w:color w:val="64748B"/>
           <w:sz w:val="18"/>
         </w:rPr>
-        <w:t>Gambar: Dashboard Admin Dinas DP2KBP3A</w:t>
+        <w:t>Gambar 3.1: Dashboard Monitoring Makro 8 Kecamatan</w:t>
       </w:r>
     </w:p>
     <w:p>
       <w:pPr>
-        <w:keepNext/>
-        <w:spacing w:before="240" w:after="80"/>
+        <w:spacing w:before="0" w:after="80" w:line="276" w:lineRule="auto"/>
       </w:pPr>
       <w:r>
         <w:rPr>
           <w:rFonts w:ascii="Calibri" w:hAnsi="Calibri"/>
-          <w:b/>
-          <w:color w:val="008060"/>
-          <w:sz w:val="23"/>
+          <w:color w:val="334155"/>
+          <w:sz w:val="21"/>
         </w:rPr>
-        <w:t>Informasi Utama pada Dashboard Admin:</w:t>
-      </w:r>
-    </w:p>
-    <w:p>
-      <w:pPr>
-        <w:spacing w:before="40" w:after="40"/>
-        <w:ind w:left="360"/>
-      </w:pPr>
-      <w:r>
-        <w:rPr>
-          <w:rFonts w:ascii="Calibri" w:hAnsi="Calibri"/>
-          <w:b/>
-          <w:color w:val="0B2E59"/>
-          <w:sz w:val="20"/>
-        </w:rPr>
-        <w:t xml:space="preserve">1. </w:t>
-      </w:r>
-      <w:r>
-        <w:rPr>
-          <w:rFonts w:ascii="Calibri" w:hAnsi="Calibri"/>
-          <w:b/>
-          <w:color w:val="1E293B"/>
-          <w:sz w:val="20"/>
-        </w:rPr>
-        <w:t>Total Akumulasi Kabupaten:</w:t>
-      </w:r>
-    </w:p>
-    <w:p>
-      <w:pPr>
-        <w:pStyle w:val="ListBullet"/>
-        <w:spacing w:before="20" w:after="40"/>
-        <w:ind w:left="720"/>
-      </w:pPr>
-      <w:r>
-        <w:rPr>
-          <w:rFonts w:ascii="Calibri" w:hAnsi="Calibri"/>
-          <w:color w:val="1E293B"/>
-          <w:sz w:val="20"/>
-        </w:rPr>
-        <w:t>Total PUS terdata di seluruh 8 kecamatan.</w:t>
-      </w:r>
-    </w:p>
-    <w:p>
-      <w:pPr>
-        <w:pStyle w:val="ListBullet"/>
-        <w:spacing w:before="20" w:after="40"/>
-        <w:ind w:left="720"/>
-      </w:pPr>
-      <w:r>
-        <w:rPr>
-          <w:rFonts w:ascii="Calibri" w:hAnsi="Calibri"/>
-          <w:color w:val="1E293B"/>
-          <w:sz w:val="20"/>
-        </w:rPr>
-        <w:t>Total PUS yang telah selesai dilakukan penapisan 5 indikator.</w:t>
-      </w:r>
-    </w:p>
-    <w:p>
-      <w:pPr>
-        <w:pStyle w:val="ListBullet"/>
-        <w:spacing w:before="20" w:after="40"/>
-        <w:ind w:left="720"/>
-      </w:pPr>
-      <w:r>
-        <w:rPr>
-          <w:rFonts w:ascii="Calibri" w:hAnsi="Calibri"/>
-          <w:color w:val="1E293B"/>
-          <w:sz w:val="20"/>
-        </w:rPr>
-        <w:t>Rasio sasaran PUS MUPAR (Muda Paritas Rendah) tingkat kabupaten.</w:t>
-      </w:r>
-    </w:p>
-    <w:p>
-      <w:pPr>
-        <w:pStyle w:val="ListBullet"/>
-        <w:spacing w:before="20" w:after="40"/>
-        <w:ind w:left="720"/>
-      </w:pPr>
-      <w:r>
-        <w:rPr>
-          <w:rFonts w:ascii="Calibri" w:hAnsi="Calibri"/>
-          <w:color w:val="1E293B"/>
-          <w:sz w:val="20"/>
-        </w:rPr>
-        <w:t>Total intervensi pelayanan kontrasepsi modern yang telah terealisasi.</w:t>
-      </w:r>
-    </w:p>
-    <w:p>
-      <w:pPr>
-        <w:spacing w:before="40" w:after="40"/>
-        <w:ind w:left="360"/>
-      </w:pPr>
-      <w:r>
-        <w:rPr>
-          <w:rFonts w:ascii="Calibri" w:hAnsi="Calibri"/>
-          <w:b/>
-          <w:color w:val="0B2E59"/>
-          <w:sz w:val="20"/>
-        </w:rPr>
-        <w:t xml:space="preserve">2. </w:t>
-      </w:r>
-      <w:r>
-        <w:rPr>
-          <w:rFonts w:ascii="Calibri" w:hAnsi="Calibri"/>
-          <w:b/>
-          <w:color w:val="1E293B"/>
-          <w:sz w:val="20"/>
-        </w:rPr>
-        <w:t>Peringkat Antrean Prioritas Kabupaten:</w:t>
-      </w:r>
-    </w:p>
-    <w:p>
-      <w:pPr>
-        <w:pStyle w:val="ListBullet"/>
-        <w:spacing w:before="20" w:after="40"/>
-        <w:ind w:left="720"/>
-      </w:pPr>
-      <w:r>
-        <w:rPr>
-          <w:rFonts w:ascii="Calibri" w:hAnsi="Calibri"/>
-          <w:color w:val="1E293B"/>
-          <w:sz w:val="20"/>
-        </w:rPr>
-        <w:t xml:space="preserve">Jumlah kasus </w:t>
-      </w:r>
-      <w:r>
-        <w:rPr>
-          <w:rFonts w:ascii="Calibri" w:hAnsi="Calibri"/>
-          <w:b/>
-          <w:color w:val="1E293B"/>
-          <w:sz w:val="20"/>
-        </w:rPr>
-        <w:t>Prioritas Utama (#1)</w:t>
-      </w:r>
-      <w:r>
-        <w:rPr>
-          <w:rFonts w:ascii="Calibri" w:hAnsi="Calibri"/>
-          <w:color w:val="1E293B"/>
-          <w:sz w:val="20"/>
-        </w:rPr>
-        <w:t xml:space="preserve"> yang terdeteksi di setiap kecamatan, mempermudah dinas dalam mengalokasikan bantuan tim pelayanan bergerak (</w:t>
-      </w:r>
-      <w:r>
-        <w:rPr>
-          <w:rFonts w:ascii="Calibri" w:hAnsi="Calibri"/>
-          <w:i/>
-          <w:color w:val="1E293B"/>
-          <w:sz w:val="20"/>
-        </w:rPr>
-        <w:t>mobile clinic</w:t>
-      </w:r>
-      <w:r>
-        <w:rPr>
-          <w:rFonts w:ascii="Calibri" w:hAnsi="Calibri"/>
-          <w:color w:val="1E293B"/>
-          <w:sz w:val="20"/>
-        </w:rPr>
-        <w:t>) atau dukungan logistik alokon.</w:t>
-      </w:r>
-    </w:p>
-    <w:p>
-      <w:pPr>
-        <w:spacing w:before="40" w:after="40"/>
-        <w:ind w:left="360"/>
-      </w:pPr>
-      <w:r>
-        <w:rPr>
-          <w:rFonts w:ascii="Calibri" w:hAnsi="Calibri"/>
-          <w:b/>
-          <w:color w:val="0B2E59"/>
-          <w:sz w:val="20"/>
-        </w:rPr>
-        <w:t xml:space="preserve">3. </w:t>
-      </w:r>
-      <w:r>
-        <w:rPr>
-          <w:rFonts w:ascii="Calibri" w:hAnsi="Calibri"/>
-          <w:b/>
-          <w:color w:val="1E293B"/>
-          <w:sz w:val="20"/>
-        </w:rPr>
-        <w:t>Peta / Grafik Komparasi Antar Kecamatan:</w:t>
-      </w:r>
-    </w:p>
-    <w:p>
-      <w:pPr>
-        <w:pStyle w:val="ListBullet"/>
-        <w:spacing w:before="20" w:after="40"/>
-        <w:ind w:left="720"/>
-      </w:pPr>
-      <w:r>
-        <w:rPr>
-          <w:rFonts w:ascii="Calibri" w:hAnsi="Calibri"/>
-          <w:color w:val="1E293B"/>
-          <w:sz w:val="20"/>
-        </w:rPr>
-        <w:t>Menampilkan perbandingan kinerja penapisan antar wilayah (Sungailiat, Belinyu, Merawang, Mendo Barat, Pemali, Bakam, Riau Silip, Puding Besar).</w:t>
-      </w:r>
-    </w:p>
-    <w:p>
-      <w:pPr>
-        <w:spacing w:before="160" w:after="160"/>
-      </w:pPr>
-      <w:r>
-        <w:rPr>
-          <w:color w:val="E2E8F0"/>
-        </w:rPr>
-        <w:t>——————————————————————————————————————————————————</w:t>
+        <w:t>Menyajikan rekapitulasi data PUS se-kabupaten, rasio MUPAR daerah, peringkat kasus berisiko darurat per kecamatan, dan komparasi performa lintas wilayah.</w:t>
       </w:r>
     </w:p>
     <w:p>
@@ -1442,125 +345,15 @@
         <w:rPr>
           <w:rFonts w:ascii="Calibri" w:hAnsi="Calibri"/>
           <w:b/>
-          <w:color w:val="0B2E59"/>
-          <w:sz w:val="28"/>
+          <w:color w:val="1E3A8A"/>
+          <w:sz w:val="32"/>
         </w:rPr>
-        <w:t>4. Manajemen Pengguna Sistem (User Management)</w:t>
+        <w:t>BAB 4: MANAJEMEN PENGGUNA SISTEM (USER MANAGEMENT)</w:t>
       </w:r>
     </w:p>
     <w:p>
       <w:pPr>
-        <w:spacing w:before="40" w:after="100" w:line="276" w:lineRule="auto"/>
-      </w:pPr>
-      <w:r>
-        <w:rPr>
-          <w:rFonts w:ascii="Calibri" w:hAnsi="Calibri"/>
-          <w:color w:val="1E293B"/>
-          <w:sz w:val="21"/>
-        </w:rPr>
-        <w:t xml:space="preserve">Menu </w:t>
-      </w:r>
-      <w:r>
-        <w:rPr>
-          <w:rFonts w:ascii="Calibri" w:hAnsi="Calibri"/>
-          <w:b/>
-          <w:color w:val="1E293B"/>
-          <w:sz w:val="21"/>
-        </w:rPr>
-        <w:t>Manajemen Pengguna</w:t>
-      </w:r>
-      <w:r>
-        <w:rPr>
-          <w:rFonts w:ascii="Calibri" w:hAnsi="Calibri"/>
-          <w:color w:val="1E293B"/>
-          <w:sz w:val="21"/>
-        </w:rPr>
-        <w:t xml:space="preserve"> (</w:t>
-      </w:r>
-      <w:r>
-        <w:rPr>
-          <w:rFonts w:ascii="Consolas" w:hAnsi="Consolas"/>
-          <w:b/>
-          <w:color w:val="0B2E59"/>
-          <w:sz w:val="19"/>
-        </w:rPr>
-        <w:t>/admin/users</w:t>
-      </w:r>
-      <w:r>
-        <w:rPr>
-          <w:rFonts w:ascii="Calibri" w:hAnsi="Calibri"/>
-          <w:color w:val="1E293B"/>
-          <w:sz w:val="21"/>
-        </w:rPr>
-        <w:t>) digunakan untuk mengelola seluruh akun pengguna sistem, khususnya para Penyuluh KB di lapangan.</w:t>
-      </w:r>
-    </w:p>
-    <w:p>
-      <w:pPr>
-        <w:keepNext/>
-        <w:spacing w:before="240" w:after="80"/>
-      </w:pPr>
-      <w:r>
-        <w:rPr>
-          <w:rFonts w:ascii="Calibri" w:hAnsi="Calibri"/>
-          <w:b/>
-          <w:color w:val="008060"/>
-          <w:sz w:val="23"/>
-        </w:rPr>
-        <w:t>Melihat Daftar Pengguna</w:t>
-      </w:r>
-    </w:p>
-    <w:p>
-      <w:pPr>
-        <w:spacing w:before="40" w:after="100" w:line="276" w:lineRule="auto"/>
-      </w:pPr>
-      <w:r>
-        <w:rPr>
-          <w:rFonts w:ascii="Calibri" w:hAnsi="Calibri"/>
-          <w:color w:val="1E293B"/>
-          <w:sz w:val="21"/>
-        </w:rPr>
-        <w:t xml:space="preserve">Akses menu </w:t>
-      </w:r>
-      <w:r>
-        <w:rPr>
-          <w:rFonts w:ascii="Calibri" w:hAnsi="Calibri"/>
-          <w:b/>
-          <w:color w:val="1E293B"/>
-          <w:sz w:val="21"/>
-        </w:rPr>
-        <w:t>Kelola Pengguna</w:t>
-      </w:r>
-      <w:r>
-        <w:rPr>
-          <w:rFonts w:ascii="Calibri" w:hAnsi="Calibri"/>
-          <w:color w:val="1E293B"/>
-          <w:sz w:val="21"/>
-        </w:rPr>
-        <w:t xml:space="preserve"> di bawah kelompok menu </w:t>
-      </w:r>
-      <w:r>
-        <w:rPr>
-          <w:rFonts w:ascii="Calibri" w:hAnsi="Calibri"/>
-          <w:i/>
-          <w:color w:val="1E293B"/>
-          <w:sz w:val="21"/>
-        </w:rPr>
-        <w:t>Admin Dinas</w:t>
-      </w:r>
-      <w:r>
-        <w:rPr>
-          <w:rFonts w:ascii="Calibri" w:hAnsi="Calibri"/>
-          <w:color w:val="1E293B"/>
-          <w:sz w:val="21"/>
-        </w:rPr>
-        <w:t>.</w:t>
-      </w:r>
-    </w:p>
-    <w:p>
-      <w:pPr>
-        <w:keepNext/>
-        <w:spacing w:before="200" w:after="40"/>
+        <w:spacing w:before="200" w:after="80"/>
         <w:jc w:val="center"/>
       </w:pPr>
       <w:r>
@@ -1610,189 +403,25 @@
           <w:color w:val="64748B"/>
           <w:sz w:val="18"/>
         </w:rPr>
-        <w:t>Gambar: Manajemen Pengguna Sistem</w:t>
+        <w:t>Gambar 4.1: Daftar Akun Pengguna Sistem</w:t>
       </w:r>
     </w:p>
     <w:p>
       <w:pPr>
-        <w:spacing w:before="40" w:after="100" w:line="276" w:lineRule="auto"/>
+        <w:spacing w:before="0" w:after="80" w:line="276" w:lineRule="auto"/>
       </w:pPr>
       <w:r>
         <w:rPr>
           <w:rFonts w:ascii="Calibri" w:hAnsi="Calibri"/>
-          <w:color w:val="1E293B"/>
+          <w:color w:val="334155"/>
           <w:sz w:val="21"/>
         </w:rPr>
-        <w:t>Fitur yang tersedia:</w:t>
+        <w:t>Untuk menambah akun petugas lapangan baru, klik '+ Tambah Pengguna Baru':</w:t>
       </w:r>
     </w:p>
     <w:p>
       <w:pPr>
-        <w:pStyle w:val="ListBullet"/>
-        <w:spacing w:before="20" w:after="40"/>
-        <w:ind w:left="360"/>
-      </w:pPr>
-      <w:r>
-        <w:rPr>
-          <w:rFonts w:ascii="Calibri" w:hAnsi="Calibri"/>
-          <w:b/>
-          <w:color w:val="1E293B"/>
-          <w:sz w:val="20"/>
-        </w:rPr>
-        <w:t>Pencarian Cepat:</w:t>
-      </w:r>
-      <w:r>
-        <w:rPr>
-          <w:rFonts w:ascii="Calibri" w:hAnsi="Calibri"/>
-          <w:color w:val="1E293B"/>
-          <w:sz w:val="20"/>
-        </w:rPr>
-        <w:t xml:space="preserve"> Mencari petugas berdasarkan nama, email, atau wilayah tugas.</w:t>
-      </w:r>
-    </w:p>
-    <w:p>
-      <w:pPr>
-        <w:pStyle w:val="ListBullet"/>
-        <w:spacing w:before="20" w:after="40"/>
-        <w:ind w:left="360"/>
-      </w:pPr>
-      <w:r>
-        <w:rPr>
-          <w:rFonts w:ascii="Calibri" w:hAnsi="Calibri"/>
-          <w:b/>
-          <w:color w:val="1E293B"/>
-          <w:sz w:val="20"/>
-        </w:rPr>
-        <w:t>Filter Berdasarkan Peran &amp; Wilayah:</w:t>
-      </w:r>
-      <w:r>
-        <w:rPr>
-          <w:rFonts w:ascii="Calibri" w:hAnsi="Calibri"/>
-          <w:color w:val="1E293B"/>
-          <w:sz w:val="20"/>
-        </w:rPr>
-        <w:t xml:space="preserve"> Menyaring khusus petugas lapangan pada kecamatan tertentu.</w:t>
-      </w:r>
-    </w:p>
-    <w:p>
-      <w:pPr>
-        <w:pStyle w:val="ListBullet"/>
-        <w:spacing w:before="20" w:after="40"/>
-        <w:ind w:left="360"/>
-      </w:pPr>
-      <w:r>
-        <w:rPr>
-          <w:rFonts w:ascii="Calibri" w:hAnsi="Calibri"/>
-          <w:b/>
-          <w:color w:val="1E293B"/>
-          <w:sz w:val="20"/>
-        </w:rPr>
-        <w:t>Status Penugasan:</w:t>
-      </w:r>
-      <w:r>
-        <w:rPr>
-          <w:rFonts w:ascii="Calibri" w:hAnsi="Calibri"/>
-          <w:color w:val="1E293B"/>
-          <w:sz w:val="20"/>
-        </w:rPr>
-        <w:t xml:space="preserve"> Memantau keterkaitan akun PKB dengan kecamatan dan desa binaannya.</w:t>
-      </w:r>
-    </w:p>
-    <w:p>
-      <w:pPr>
-        <w:keepNext/>
-        <w:spacing w:before="240" w:after="80"/>
-      </w:pPr>
-      <w:r>
-        <w:rPr>
-          <w:rFonts w:ascii="Calibri" w:hAnsi="Calibri"/>
-          <w:b/>
-          <w:color w:val="008060"/>
-          <w:sz w:val="23"/>
-        </w:rPr>
-        <w:t>Membuat Akun Petugas Lapangan Baru</w:t>
-      </w:r>
-    </w:p>
-    <w:p>
-      <w:pPr>
-        <w:spacing w:before="40" w:after="100" w:line="276" w:lineRule="auto"/>
-      </w:pPr>
-      <w:r>
-        <w:rPr>
-          <w:rFonts w:ascii="Calibri" w:hAnsi="Calibri"/>
-          <w:color w:val="1E293B"/>
-          <w:sz w:val="21"/>
-        </w:rPr>
-        <w:t>Bila ada penambahan petugas PKB/PLKB baru atau mutasi penugasan:</w:t>
-      </w:r>
-    </w:p>
-    <w:p>
-      <w:pPr>
-        <w:spacing w:before="40" w:after="40"/>
-        <w:ind w:left="360"/>
-      </w:pPr>
-      <w:r>
-        <w:rPr>
-          <w:rFonts w:ascii="Calibri" w:hAnsi="Calibri"/>
-          <w:b/>
-          <w:color w:val="0B2E59"/>
-          <w:sz w:val="20"/>
-        </w:rPr>
-        <w:t xml:space="preserve">1. </w:t>
-      </w:r>
-      <w:r>
-        <w:rPr>
-          <w:rFonts w:ascii="Calibri" w:hAnsi="Calibri"/>
-          <w:color w:val="1E293B"/>
-          <w:sz w:val="20"/>
-        </w:rPr>
-        <w:t xml:space="preserve">Klik tombol </w:t>
-      </w:r>
-      <w:r>
-        <w:rPr>
-          <w:rFonts w:ascii="Calibri" w:hAnsi="Calibri"/>
-          <w:b/>
-          <w:color w:val="1E293B"/>
-          <w:sz w:val="20"/>
-        </w:rPr>
-        <w:t>Tambah Pengguna Baru</w:t>
-      </w:r>
-      <w:r>
-        <w:rPr>
-          <w:rFonts w:ascii="Calibri" w:hAnsi="Calibri"/>
-          <w:color w:val="1E293B"/>
-          <w:sz w:val="20"/>
-        </w:rPr>
-        <w:t xml:space="preserve"> di pojok kanan atas.</w:t>
-      </w:r>
-    </w:p>
-    <w:p>
-      <w:pPr>
-        <w:spacing w:before="40" w:after="40"/>
-        <w:ind w:left="360"/>
-      </w:pPr>
-      <w:r>
-        <w:rPr>
-          <w:rFonts w:ascii="Calibri" w:hAnsi="Calibri"/>
-          <w:b/>
-          <w:color w:val="0B2E59"/>
-          <w:sz w:val="20"/>
-        </w:rPr>
-        <w:t xml:space="preserve">2. </w:t>
-      </w:r>
-      <w:r>
-        <w:rPr>
-          <w:rFonts w:ascii="Calibri" w:hAnsi="Calibri"/>
-          <w:color w:val="1E293B"/>
-          <w:sz w:val="20"/>
-        </w:rPr>
-        <w:t>Jendela pop-up modal pendaftaran akan terbuka.</w:t>
-      </w:r>
-    </w:p>
-    <w:p>
-      <w:pPr>
-        <w:keepNext/>
-        <w:spacing w:before="200" w:after="40"/>
+        <w:spacing w:before="200" w:after="80"/>
         <w:jc w:val="center"/>
       </w:pPr>
       <w:r>
@@ -1842,454 +471,20 @@
           <w:color w:val="64748B"/>
           <w:sz w:val="18"/>
         </w:rPr>
-        <w:t>Gambar: Modal Tambah Akun Pengguna</w:t>
+        <w:t>Gambar 4.2: Formulir Modal Tambah &amp; Plotting Wilayah Pengguna</w:t>
       </w:r>
     </w:p>
     <w:p>
       <w:pPr>
-        <w:spacing w:before="40" w:after="40"/>
-        <w:ind w:left="360"/>
+        <w:spacing w:before="0" w:after="80" w:line="276" w:lineRule="auto"/>
       </w:pPr>
       <w:r>
         <w:rPr>
           <w:rFonts w:ascii="Calibri" w:hAnsi="Calibri"/>
-          <w:b/>
-          <w:color w:val="0B2E59"/>
-          <w:sz w:val="20"/>
-        </w:rPr>
-        <w:t xml:space="preserve">3. </w:t>
-      </w:r>
-      <w:r>
-        <w:rPr>
-          <w:rFonts w:ascii="Calibri" w:hAnsi="Calibri"/>
-          <w:color w:val="1E293B"/>
-          <w:sz w:val="20"/>
-        </w:rPr>
-        <w:t>Isi formulir dengan data yang valid:</w:t>
-      </w:r>
-    </w:p>
-    <w:p>
-      <w:pPr>
-        <w:pStyle w:val="ListBullet"/>
-        <w:spacing w:before="20" w:after="40"/>
-        <w:ind w:left="720"/>
-      </w:pPr>
-      <w:r>
-        <w:rPr>
-          <w:rFonts w:ascii="Calibri" w:hAnsi="Calibri"/>
-          <w:b/>
-          <w:color w:val="1E293B"/>
-          <w:sz w:val="20"/>
-        </w:rPr>
-        <w:t>Nama Lengkap:</w:t>
-      </w:r>
-      <w:r>
-        <w:rPr>
-          <w:rFonts w:ascii="Calibri" w:hAnsi="Calibri"/>
-          <w:color w:val="1E293B"/>
-          <w:sz w:val="20"/>
-        </w:rPr>
-        <w:t xml:space="preserve"> Nama dan gelar petugas lapangan (contoh: </w:t>
-      </w:r>
-      <w:r>
-        <w:rPr>
-          <w:rFonts w:ascii="Calibri" w:hAnsi="Calibri"/>
-          <w:i/>
-          <w:color w:val="1E293B"/>
-          <w:sz w:val="20"/>
-        </w:rPr>
-        <w:t>Budi Santoso, S.Sos</w:t>
-      </w:r>
-      <w:r>
-        <w:rPr>
-          <w:rFonts w:ascii="Calibri" w:hAnsi="Calibri"/>
-          <w:color w:val="1E293B"/>
-          <w:sz w:val="20"/>
-        </w:rPr>
-        <w:t>).</w:t>
-      </w:r>
-    </w:p>
-    <w:p>
-      <w:pPr>
-        <w:pStyle w:val="ListBullet"/>
-        <w:spacing w:before="20" w:after="40"/>
-        <w:ind w:left="720"/>
-      </w:pPr>
-      <w:r>
-        <w:rPr>
-          <w:rFonts w:ascii="Calibri" w:hAnsi="Calibri"/>
-          <w:b/>
-          <w:color w:val="1E293B"/>
-          <w:sz w:val="20"/>
-        </w:rPr>
-        <w:t>Alamat Email:</w:t>
-      </w:r>
-      <w:r>
-        <w:rPr>
-          <w:rFonts w:ascii="Calibri" w:hAnsi="Calibri"/>
-          <w:color w:val="1E293B"/>
-          <w:sz w:val="20"/>
-        </w:rPr>
-        <w:t xml:space="preserve"> Email dinas atau email operasional petugas.</w:t>
-      </w:r>
-    </w:p>
-    <w:p>
-      <w:pPr>
-        <w:pStyle w:val="ListBullet"/>
-        <w:spacing w:before="20" w:after="40"/>
-        <w:ind w:left="720"/>
-      </w:pPr>
-      <w:r>
-        <w:rPr>
-          <w:rFonts w:ascii="Calibri" w:hAnsi="Calibri"/>
-          <w:b/>
-          <w:color w:val="1E293B"/>
-          <w:sz w:val="20"/>
-        </w:rPr>
-        <w:t>Kata Sandi Awal:</w:t>
-      </w:r>
-      <w:r>
-        <w:rPr>
-          <w:rFonts w:ascii="Calibri" w:hAnsi="Calibri"/>
-          <w:color w:val="1E293B"/>
-          <w:sz w:val="20"/>
-        </w:rPr>
-        <w:t xml:space="preserve"> Buat kata sandi sementara (minimal 8 karakter).</w:t>
-      </w:r>
-    </w:p>
-    <w:p>
-      <w:pPr>
-        <w:pStyle w:val="ListBullet"/>
-        <w:spacing w:before="20" w:after="40"/>
-        <w:ind w:left="720"/>
-      </w:pPr>
-      <w:r>
-        <w:rPr>
-          <w:rFonts w:ascii="Calibri" w:hAnsi="Calibri"/>
-          <w:b/>
-          <w:color w:val="1E293B"/>
-          <w:sz w:val="20"/>
-        </w:rPr>
-        <w:t>Konfirmasi Kata Sandi:</w:t>
-      </w:r>
-      <w:r>
-        <w:rPr>
-          <w:rFonts w:ascii="Calibri" w:hAnsi="Calibri"/>
-          <w:color w:val="1E293B"/>
-          <w:sz w:val="20"/>
-        </w:rPr>
-        <w:t xml:space="preserve"> Ulangi kata sandi yang sama.</w:t>
-      </w:r>
-    </w:p>
-    <w:p>
-      <w:pPr>
-        <w:pStyle w:val="ListBullet"/>
-        <w:spacing w:before="20" w:after="40"/>
-        <w:ind w:left="720"/>
-      </w:pPr>
-      <w:r>
-        <w:rPr>
-          <w:rFonts w:ascii="Calibri" w:hAnsi="Calibri"/>
-          <w:b/>
-          <w:color w:val="1E293B"/>
-          <w:sz w:val="20"/>
-        </w:rPr>
-        <w:t>Peran Sistem:</w:t>
-      </w:r>
-      <w:r>
-        <w:rPr>
-          <w:rFonts w:ascii="Calibri" w:hAnsi="Calibri"/>
-          <w:color w:val="1E293B"/>
-          <w:sz w:val="20"/>
-        </w:rPr>
-        <w:t xml:space="preserve"> Pilih </w:t>
-      </w:r>
-      <w:r>
-        <w:rPr>
-          <w:rFonts w:ascii="Consolas" w:hAnsi="Consolas"/>
-          <w:b/>
-          <w:color w:val="0B2E59"/>
-          <w:sz w:val="19"/>
-        </w:rPr>
-        <w:t>Petugas Lapangan (PKB/PLKB)</w:t>
-      </w:r>
-      <w:r>
-        <w:rPr>
-          <w:rFonts w:ascii="Calibri" w:hAnsi="Calibri"/>
-          <w:color w:val="1E293B"/>
-          <w:sz w:val="20"/>
-        </w:rPr>
-        <w:t>.</w:t>
-      </w:r>
-    </w:p>
-    <w:p>
-      <w:pPr>
-        <w:pStyle w:val="ListBullet"/>
-        <w:spacing w:before="20" w:after="40"/>
-        <w:ind w:left="720"/>
-      </w:pPr>
-      <w:r>
-        <w:rPr>
-          <w:rFonts w:ascii="Calibri" w:hAnsi="Calibri"/>
-          <w:b/>
-          <w:color w:val="1E293B"/>
-          <w:sz w:val="20"/>
-        </w:rPr>
-        <w:t>Penugasan Kecamatan:</w:t>
-      </w:r>
-      <w:r>
-        <w:rPr>
-          <w:rFonts w:ascii="Calibri" w:hAnsi="Calibri"/>
-          <w:color w:val="1E293B"/>
-          <w:sz w:val="20"/>
-        </w:rPr>
-        <w:t xml:space="preserve"> Pilih kecamatan tempat petugas bertugas (contoh: </w:t>
-      </w:r>
-      <w:r>
-        <w:rPr>
-          <w:rFonts w:ascii="Calibri" w:hAnsi="Calibri"/>
-          <w:i/>
-          <w:color w:val="1E293B"/>
-          <w:sz w:val="20"/>
-        </w:rPr>
-        <w:t>Sungailiat</w:t>
-      </w:r>
-      <w:r>
-        <w:rPr>
-          <w:rFonts w:ascii="Calibri" w:hAnsi="Calibri"/>
-          <w:color w:val="1E293B"/>
-          <w:sz w:val="20"/>
-        </w:rPr>
-        <w:t>).</w:t>
-      </w:r>
-    </w:p>
-    <w:p>
-      <w:pPr>
-        <w:pStyle w:val="ListBullet"/>
-        <w:spacing w:before="20" w:after="40"/>
-        <w:ind w:left="720"/>
-      </w:pPr>
-      <w:r>
-        <w:rPr>
-          <w:rFonts w:ascii="Calibri" w:hAnsi="Calibri"/>
-          <w:b/>
-          <w:color w:val="1E293B"/>
-          <w:sz w:val="20"/>
-        </w:rPr>
-        <w:t>Penugasan Kelurahan/Desa:</w:t>
-      </w:r>
-      <w:r>
-        <w:rPr>
-          <w:rFonts w:ascii="Calibri" w:hAnsi="Calibri"/>
-          <w:color w:val="1E293B"/>
-          <w:sz w:val="20"/>
-        </w:rPr>
-        <w:t xml:space="preserve"> Pilih desa spesifik atau kosongkan jika bertindak sebagai Koordinator Kecamatan (membawahi seluruh desa dalam 1 kecamatan).</w:t>
-      </w:r>
-    </w:p>
-    <w:p>
-      <w:pPr>
-        <w:spacing w:before="40" w:after="40"/>
-        <w:ind w:left="360"/>
-      </w:pPr>
-      <w:r>
-        <w:rPr>
-          <w:rFonts w:ascii="Calibri" w:hAnsi="Calibri"/>
-          <w:b/>
-          <w:color w:val="0B2E59"/>
-          <w:sz w:val="20"/>
-        </w:rPr>
-        <w:t xml:space="preserve">4. </w:t>
-      </w:r>
-      <w:r>
-        <w:rPr>
-          <w:rFonts w:ascii="Calibri" w:hAnsi="Calibri"/>
-          <w:color w:val="1E293B"/>
-          <w:sz w:val="20"/>
-        </w:rPr>
-        <w:t xml:space="preserve">Klik </w:t>
-      </w:r>
-      <w:r>
-        <w:rPr>
-          <w:rFonts w:ascii="Calibri" w:hAnsi="Calibri"/>
-          <w:b/>
-          <w:color w:val="1E293B"/>
-          <w:sz w:val="20"/>
-        </w:rPr>
-        <w:t>Simpan Pengguna</w:t>
-      </w:r>
-      <w:r>
-        <w:rPr>
-          <w:rFonts w:ascii="Calibri" w:hAnsi="Calibri"/>
-          <w:color w:val="1E293B"/>
-          <w:sz w:val="20"/>
-        </w:rPr>
-        <w:t>. Akun langsung aktif dan dapat digunakan petugas untuk masuk ke sistem.</w:t>
-      </w:r>
-    </w:p>
-    <w:p>
-      <w:pPr>
-        <w:keepNext/>
-        <w:spacing w:before="240" w:after="80"/>
-      </w:pPr>
-      <w:r>
-        <w:rPr>
-          <w:rFonts w:ascii="Calibri" w:hAnsi="Calibri"/>
-          <w:b/>
-          <w:color w:val="008060"/>
-          <w:sz w:val="23"/>
-        </w:rPr>
-        <w:t>Reset Kata Sandi &amp; Pengelolaan Akun</w:t>
-      </w:r>
-    </w:p>
-    <w:p>
-      <w:pPr>
-        <w:spacing w:before="40" w:after="100" w:line="276" w:lineRule="auto"/>
-      </w:pPr>
-      <w:r>
-        <w:rPr>
-          <w:rFonts w:ascii="Calibri" w:hAnsi="Calibri"/>
-          <w:color w:val="1E293B"/>
+          <w:color w:val="334155"/>
           <w:sz w:val="21"/>
         </w:rPr>
-        <w:t>Jika petugas lapangan lupa kata sandi atau kehilangan akses:</w:t>
-      </w:r>
-    </w:p>
-    <w:p>
-      <w:pPr>
-        <w:spacing w:before="40" w:after="40"/>
-        <w:ind w:left="360"/>
-      </w:pPr>
-      <w:r>
-        <w:rPr>
-          <w:rFonts w:ascii="Calibri" w:hAnsi="Calibri"/>
-          <w:b/>
-          <w:color w:val="0B2E59"/>
-          <w:sz w:val="20"/>
-        </w:rPr>
-        <w:t xml:space="preserve">1. </w:t>
-      </w:r>
-      <w:r>
-        <w:rPr>
-          <w:rFonts w:ascii="Calibri" w:hAnsi="Calibri"/>
-          <w:color w:val="1E293B"/>
-          <w:sz w:val="20"/>
-        </w:rPr>
-        <w:t>Cari nama petugas pada tabel daftar pengguna.</w:t>
-      </w:r>
-    </w:p>
-    <w:p>
-      <w:pPr>
-        <w:spacing w:before="40" w:after="40"/>
-        <w:ind w:left="360"/>
-      </w:pPr>
-      <w:r>
-        <w:rPr>
-          <w:rFonts w:ascii="Calibri" w:hAnsi="Calibri"/>
-          <w:b/>
-          <w:color w:val="0B2E59"/>
-          <w:sz w:val="20"/>
-        </w:rPr>
-        <w:t xml:space="preserve">2. </w:t>
-      </w:r>
-      <w:r>
-        <w:rPr>
-          <w:rFonts w:ascii="Calibri" w:hAnsi="Calibri"/>
-          <w:color w:val="1E293B"/>
-          <w:sz w:val="20"/>
-        </w:rPr>
-        <w:t xml:space="preserve">Klik tombol </w:t>
-      </w:r>
-      <w:r>
-        <w:rPr>
-          <w:rFonts w:ascii="Calibri" w:hAnsi="Calibri"/>
-          <w:b/>
-          <w:color w:val="1E293B"/>
-          <w:sz w:val="20"/>
-        </w:rPr>
-        <w:t>Reset Sandi</w:t>
-      </w:r>
-      <w:r>
-        <w:rPr>
-          <w:rFonts w:ascii="Calibri" w:hAnsi="Calibri"/>
-          <w:color w:val="1E293B"/>
-          <w:sz w:val="20"/>
-        </w:rPr>
-        <w:t xml:space="preserve"> (ikon kunci) pada kolom aksi.</w:t>
-      </w:r>
-    </w:p>
-    <w:p>
-      <w:pPr>
-        <w:spacing w:before="40" w:after="40"/>
-        <w:ind w:left="360"/>
-      </w:pPr>
-      <w:r>
-        <w:rPr>
-          <w:rFonts w:ascii="Calibri" w:hAnsi="Calibri"/>
-          <w:b/>
-          <w:color w:val="0B2E59"/>
-          <w:sz w:val="20"/>
-        </w:rPr>
-        <w:t xml:space="preserve">3. </w:t>
-      </w:r>
-      <w:r>
-        <w:rPr>
-          <w:rFonts w:ascii="Calibri" w:hAnsi="Calibri"/>
-          <w:color w:val="1E293B"/>
-          <w:sz w:val="20"/>
-        </w:rPr>
-        <w:t>Masukkan kata sandi baru dan konfirmasi kata sandi.</w:t>
-      </w:r>
-    </w:p>
-    <w:p>
-      <w:pPr>
-        <w:spacing w:before="40" w:after="40"/>
-        <w:ind w:left="360"/>
-      </w:pPr>
-      <w:r>
-        <w:rPr>
-          <w:rFonts w:ascii="Calibri" w:hAnsi="Calibri"/>
-          <w:b/>
-          <w:color w:val="0B2E59"/>
-          <w:sz w:val="20"/>
-        </w:rPr>
-        <w:t xml:space="preserve">4. </w:t>
-      </w:r>
-      <w:r>
-        <w:rPr>
-          <w:rFonts w:ascii="Calibri" w:hAnsi="Calibri"/>
-          <w:color w:val="1E293B"/>
-          <w:sz w:val="20"/>
-        </w:rPr>
-        <w:t xml:space="preserve">Klik </w:t>
-      </w:r>
-      <w:r>
-        <w:rPr>
-          <w:rFonts w:ascii="Calibri" w:hAnsi="Calibri"/>
-          <w:b/>
-          <w:color w:val="1E293B"/>
-          <w:sz w:val="20"/>
-        </w:rPr>
-        <w:t>Perbarui Kata Sandi</w:t>
-      </w:r>
-      <w:r>
-        <w:rPr>
-          <w:rFonts w:ascii="Calibri" w:hAnsi="Calibri"/>
-          <w:color w:val="1E293B"/>
-          <w:sz w:val="20"/>
-        </w:rPr>
-        <w:t>. Berikan sandi baru tersebut secara aman kepada petugas yang bersangkutan.</w:t>
-      </w:r>
-    </w:p>
-    <w:p>
-      <w:pPr>
-        <w:spacing w:before="160" w:after="160"/>
-      </w:pPr>
-      <w:r>
-        <w:rPr>
-          <w:color w:val="E2E8F0"/>
-        </w:rPr>
-        <w:t>——————————————————————————————————————————————————</w:t>
+        <w:t>Isi nama, email, sandi, peran, serta pilih kecamatan dan desa binaannya. Pengaturan ini mengunci isolasi wilayah bagi petugas.</w:t>
       </w:r>
     </w:p>
     <w:p>
@@ -2301,63 +496,15 @@
         <w:rPr>
           <w:rFonts w:ascii="Calibri" w:hAnsi="Calibri"/>
           <w:b/>
-          <w:color w:val="0B2E59"/>
-          <w:sz w:val="28"/>
+          <w:color w:val="1E3A8A"/>
+          <w:sz w:val="32"/>
         </w:rPr>
-        <w:t>5. Pengelolaan Master Wilayah (Kecamatan &amp; Kelurahan/Desa)</w:t>
+        <w:t>BAB 5: MASTER WILAYAH KECAMATAN &amp; DESA</w:t>
       </w:r>
     </w:p>
     <w:p>
       <w:pPr>
-        <w:spacing w:before="40" w:after="100" w:line="276" w:lineRule="auto"/>
-      </w:pPr>
-      <w:r>
-        <w:rPr>
-          <w:rFonts w:ascii="Calibri" w:hAnsi="Calibri"/>
-          <w:color w:val="1E293B"/>
-          <w:sz w:val="21"/>
-        </w:rPr>
-        <w:t xml:space="preserve">Modul </w:t>
-      </w:r>
-      <w:r>
-        <w:rPr>
-          <w:rFonts w:ascii="Calibri" w:hAnsi="Calibri"/>
-          <w:b/>
-          <w:color w:val="1E293B"/>
-          <w:sz w:val="21"/>
-        </w:rPr>
-        <w:t>Master Wilayah</w:t>
-      </w:r>
-      <w:r>
-        <w:rPr>
-          <w:rFonts w:ascii="Calibri" w:hAnsi="Calibri"/>
-          <w:color w:val="1E293B"/>
-          <w:sz w:val="21"/>
-        </w:rPr>
-        <w:t xml:space="preserve"> (</w:t>
-      </w:r>
-      <w:r>
-        <w:rPr>
-          <w:rFonts w:ascii="Consolas" w:hAnsi="Consolas"/>
-          <w:b/>
-          <w:color w:val="0B2E59"/>
-          <w:sz w:val="19"/>
-        </w:rPr>
-        <w:t>/admin/wilayah</w:t>
-      </w:r>
-      <w:r>
-        <w:rPr>
-          <w:rFonts w:ascii="Calibri" w:hAnsi="Calibri"/>
-          <w:color w:val="1E293B"/>
-          <w:sz w:val="21"/>
-        </w:rPr>
-        <w:t>) menjamin konsistensi data spasial wilayah kerja Kabupaten Bangka.</w:t>
-      </w:r>
-    </w:p>
-    <w:p>
-      <w:pPr>
-        <w:keepNext/>
-        <w:spacing w:before="200" w:after="40"/>
+        <w:spacing w:before="200" w:after="80"/>
         <w:jc w:val="center"/>
       </w:pPr>
       <w:r>
@@ -2407,105 +554,20 @@
           <w:color w:val="64748B"/>
           <w:sz w:val="18"/>
         </w:rPr>
-        <w:t>Gambar: Master Wilayah Kecamatan dan Desa</w:t>
+        <w:t>Gambar 5.1: Manajemen Master Data Wilayah Administrasi</w:t>
       </w:r>
     </w:p>
     <w:p>
       <w:pPr>
-        <w:keepNext/>
-        <w:spacing w:before="240" w:after="80"/>
+        <w:spacing w:before="0" w:after="80" w:line="276" w:lineRule="auto"/>
       </w:pPr>
       <w:r>
         <w:rPr>
           <w:rFonts w:ascii="Calibri" w:hAnsi="Calibri"/>
-          <w:b/>
-          <w:color w:val="008060"/>
-          <w:sz w:val="23"/>
+          <w:color w:val="334155"/>
+          <w:sz w:val="21"/>
         </w:rPr>
-        <w:t>Fungsi Utama Modul Wilayah:</w:t>
-      </w:r>
-    </w:p>
-    <w:p>
-      <w:pPr>
-        <w:pStyle w:val="ListBullet"/>
-        <w:spacing w:before="20" w:after="40"/>
-        <w:ind w:left="360"/>
-      </w:pPr>
-      <w:r>
-        <w:rPr>
-          <w:rFonts w:ascii="Calibri" w:hAnsi="Calibri"/>
-          <w:b/>
-          <w:color w:val="1E293B"/>
-          <w:sz w:val="20"/>
-        </w:rPr>
-        <w:t>Daftar 8 Kecamatan Resmi Kabupaten Bangka:</w:t>
-      </w:r>
-      <w:r>
-        <w:rPr>
-          <w:rFonts w:ascii="Calibri" w:hAnsi="Calibri"/>
-          <w:color w:val="1E293B"/>
-          <w:sz w:val="20"/>
-        </w:rPr>
-        <w:t xml:space="preserve"> Sungailiat, Belinyu, Merawang, Mendo Barat, Pemali, Bakam, Riau Silip, dan Puding Besar.</w:t>
-      </w:r>
-    </w:p>
-    <w:p>
-      <w:pPr>
-        <w:pStyle w:val="ListBullet"/>
-        <w:spacing w:before="20" w:after="40"/>
-        <w:ind w:left="360"/>
-      </w:pPr>
-      <w:r>
-        <w:rPr>
-          <w:rFonts w:ascii="Calibri" w:hAnsi="Calibri"/>
-          <w:b/>
-          <w:color w:val="1E293B"/>
-          <w:sz w:val="20"/>
-        </w:rPr>
-        <w:t>Hierarki Kelurahan / Desa:</w:t>
-      </w:r>
-      <w:r>
-        <w:rPr>
-          <w:rFonts w:ascii="Calibri" w:hAnsi="Calibri"/>
-          <w:color w:val="1E293B"/>
-          <w:sz w:val="20"/>
-        </w:rPr>
-        <w:t xml:space="preserve"> Menampilkan daftar desa dan kelurahan yang terdaftar di bawah setiap kecamatan.</w:t>
-      </w:r>
-    </w:p>
-    <w:p>
-      <w:pPr>
-        <w:pStyle w:val="ListBullet"/>
-        <w:spacing w:before="20" w:after="40"/>
-        <w:ind w:left="360"/>
-      </w:pPr>
-      <w:r>
-        <w:rPr>
-          <w:rFonts w:ascii="Calibri" w:hAnsi="Calibri"/>
-          <w:b/>
-          <w:color w:val="1E293B"/>
-          <w:sz w:val="20"/>
-        </w:rPr>
-        <w:t>Validasi Data Lapangan:</w:t>
-      </w:r>
-      <w:r>
-        <w:rPr>
-          <w:rFonts w:ascii="Calibri" w:hAnsi="Calibri"/>
-          <w:color w:val="1E293B"/>
-          <w:sz w:val="20"/>
-        </w:rPr>
-        <w:t xml:space="preserve"> Menghindari duplikasi penamaan desa atau ketidaksesuaian administrasi kewilayahan antara data BPS dan data DP2KBP3A.</w:t>
-      </w:r>
-    </w:p>
-    <w:p>
-      <w:pPr>
-        <w:spacing w:before="160" w:after="160"/>
-      </w:pPr>
-      <w:r>
-        <w:rPr>
-          <w:color w:val="E2E8F0"/>
-        </w:rPr>
-        <w:t>——————————————————————————————————————————————————</w:t>
+        <w:t>Memelihara data 8 kecamatan dan seluruh kelurahan/desa se-Kabupaten Bangka beserta kode BPS resmi.</w:t>
       </w:r>
     </w:p>
     <w:p>
@@ -2517,63 +579,15 @@
         <w:rPr>
           <w:rFonts w:ascii="Calibri" w:hAnsi="Calibri"/>
           <w:b/>
-          <w:color w:val="0B2E59"/>
-          <w:sz w:val="28"/>
+          <w:color w:val="1E3A8A"/>
+          <w:sz w:val="32"/>
         </w:rPr>
-        <w:t>6. Modul Rekapitulasi Laporan Tingkat Kabupaten</w:t>
+        <w:t>BAB 6: MEMBUAT LAPORAN REKAPITULASI KABUPATEN</w:t>
       </w:r>
     </w:p>
     <w:p>
       <w:pPr>
-        <w:spacing w:before="40" w:after="100" w:line="276" w:lineRule="auto"/>
-      </w:pPr>
-      <w:r>
-        <w:rPr>
-          <w:rFonts w:ascii="Calibri" w:hAnsi="Calibri"/>
-          <w:color w:val="1E293B"/>
-          <w:sz w:val="21"/>
-        </w:rPr>
-        <w:t xml:space="preserve">Menu </w:t>
-      </w:r>
-      <w:r>
-        <w:rPr>
-          <w:rFonts w:ascii="Calibri" w:hAnsi="Calibri"/>
-          <w:b/>
-          <w:color w:val="1E293B"/>
-          <w:sz w:val="21"/>
-        </w:rPr>
-        <w:t>Rekapitulasi Laporan</w:t>
-      </w:r>
-      <w:r>
-        <w:rPr>
-          <w:rFonts w:ascii="Calibri" w:hAnsi="Calibri"/>
-          <w:color w:val="1E293B"/>
-          <w:sz w:val="21"/>
-        </w:rPr>
-        <w:t xml:space="preserve"> (</w:t>
-      </w:r>
-      <w:r>
-        <w:rPr>
-          <w:rFonts w:ascii="Consolas" w:hAnsi="Consolas"/>
-          <w:b/>
-          <w:color w:val="0B2E59"/>
-          <w:sz w:val="19"/>
-        </w:rPr>
-        <w:t>/admin/laporan</w:t>
-      </w:r>
-      <w:r>
-        <w:rPr>
-          <w:rFonts w:ascii="Calibri" w:hAnsi="Calibri"/>
-          <w:color w:val="1E293B"/>
-          <w:sz w:val="21"/>
-        </w:rPr>
-        <w:t>) menyajikan data gabungan yang siap digunakan untuk pelaporan ke Bupati Bangka, BKKBN Perwakilan Provinsi Kepulauan Bangka Belitung, maupun kementerian terkait.</w:t>
-      </w:r>
-    </w:p>
-    <w:p>
-      <w:pPr>
-        <w:keepNext/>
-        <w:spacing w:before="200" w:after="40"/>
+        <w:spacing w:before="200" w:after="80"/>
         <w:jc w:val="center"/>
       </w:pPr>
       <w:r>
@@ -2623,259 +637,99 @@
           <w:color w:val="64748B"/>
           <w:sz w:val="18"/>
         </w:rPr>
-        <w:t>Gambar: Modul Laporan Rekapitulasi Dinas</w:t>
+        <w:t>Gambar 6.1: Modul Laporan Rekapitulasi Tingkat Kabupaten</w:t>
       </w:r>
     </w:p>
     <w:p>
       <w:pPr>
-        <w:keepNext/>
-        <w:spacing w:before="240" w:after="80"/>
-      </w:pPr>
-      <w:r>
-        <w:rPr>
-          <w:rFonts w:ascii="Calibri" w:hAnsi="Calibri"/>
-          <w:b/>
-          <w:color w:val="008060"/>
-          <w:sz w:val="23"/>
-        </w:rPr>
-        <w:t>Pemfilteran Laporan Wilayah</w:t>
-      </w:r>
-    </w:p>
-    <w:p>
-      <w:pPr>
-        <w:spacing w:before="40" w:after="100" w:line="276" w:lineRule="auto"/>
-      </w:pPr>
-      <w:r>
-        <w:rPr>
-          <w:rFonts w:ascii="Calibri" w:hAnsi="Calibri"/>
-          <w:color w:val="1E293B"/>
-          <w:sz w:val="21"/>
-        </w:rPr>
-        <w:t>Admin Dinas dapat menarik laporan secara fleksibel berdasarkan:</w:t>
-      </w:r>
-    </w:p>
-    <w:p>
-      <w:pPr>
-        <w:spacing w:before="40" w:after="40"/>
-        <w:ind w:left="360"/>
-      </w:pPr>
-      <w:r>
-        <w:rPr>
-          <w:rFonts w:ascii="Calibri" w:hAnsi="Calibri"/>
-          <w:b/>
-          <w:color w:val="0B2E59"/>
-          <w:sz w:val="20"/>
-        </w:rPr>
-        <w:t xml:space="preserve">1. </w:t>
-      </w:r>
-      <w:r>
-        <w:rPr>
-          <w:rFonts w:ascii="Calibri" w:hAnsi="Calibri"/>
-          <w:b/>
-          <w:color w:val="1E293B"/>
-          <w:sz w:val="20"/>
-        </w:rPr>
-        <w:t>Wilayah Agregat:</w:t>
-      </w:r>
-      <w:r>
-        <w:rPr>
-          <w:rFonts w:ascii="Calibri" w:hAnsi="Calibri"/>
-          <w:color w:val="1E293B"/>
-          <w:sz w:val="20"/>
-        </w:rPr>
-        <w:t xml:space="preserve"> Pilihan seluruh kabupaten, per satu kecamatan, atau per satu desa.</w:t>
-      </w:r>
-    </w:p>
-    <w:p>
-      <w:pPr>
-        <w:spacing w:before="40" w:after="40"/>
-        <w:ind w:left="360"/>
-      </w:pPr>
-      <w:r>
-        <w:rPr>
-          <w:rFonts w:ascii="Calibri" w:hAnsi="Calibri"/>
-          <w:b/>
-          <w:color w:val="0B2E59"/>
-          <w:sz w:val="20"/>
-        </w:rPr>
-        <w:t xml:space="preserve">2. </w:t>
-      </w:r>
-      <w:r>
-        <w:rPr>
-          <w:rFonts w:ascii="Calibri" w:hAnsi="Calibri"/>
-          <w:b/>
-          <w:color w:val="1E293B"/>
-          <w:sz w:val="20"/>
-        </w:rPr>
-        <w:t>Rentang Waktu:</w:t>
-      </w:r>
-      <w:r>
-        <w:rPr>
-          <w:rFonts w:ascii="Calibri" w:hAnsi="Calibri"/>
-          <w:color w:val="1E293B"/>
-          <w:sz w:val="20"/>
-        </w:rPr>
-        <w:t xml:space="preserve"> Harian, bulanan, triwulanan, atau tahunan.</w:t>
-      </w:r>
-    </w:p>
-    <w:p>
-      <w:pPr>
-        <w:spacing w:before="40" w:after="40"/>
-        <w:ind w:left="360"/>
-      </w:pPr>
-      <w:r>
-        <w:rPr>
-          <w:rFonts w:ascii="Calibri" w:hAnsi="Calibri"/>
-          <w:b/>
-          <w:color w:val="0B2E59"/>
-          <w:sz w:val="20"/>
-        </w:rPr>
-        <w:t xml:space="preserve">3. </w:t>
-      </w:r>
-      <w:r>
-        <w:rPr>
-          <w:rFonts w:ascii="Calibri" w:hAnsi="Calibri"/>
-          <w:b/>
-          <w:color w:val="1E293B"/>
-          <w:sz w:val="20"/>
-        </w:rPr>
-        <w:t>Jenis Data:</w:t>
-      </w:r>
-    </w:p>
-    <w:p>
-      <w:pPr>
-        <w:pStyle w:val="ListBullet"/>
-        <w:spacing w:before="20" w:after="40"/>
-        <w:ind w:left="720"/>
-      </w:pPr>
-      <w:r>
-        <w:rPr>
-          <w:rFonts w:ascii="Calibri" w:hAnsi="Calibri"/>
-          <w:color w:val="1E293B"/>
-          <w:sz w:val="20"/>
-        </w:rPr>
-        <w:t>Rekapitulasi Profil PUS Terdata &amp; Status MUPAR.</w:t>
-      </w:r>
-    </w:p>
-    <w:p>
-      <w:pPr>
-        <w:pStyle w:val="ListBullet"/>
-        <w:spacing w:before="20" w:after="40"/>
-        <w:ind w:left="720"/>
-      </w:pPr>
-      <w:r>
-        <w:rPr>
-          <w:rFonts w:ascii="Calibri" w:hAnsi="Calibri"/>
-          <w:color w:val="1E293B"/>
-          <w:sz w:val="20"/>
-        </w:rPr>
-        <w:t>Capaian Skrining 5 Indikator per Kategori (Tinggi, Sedang, Rendah).</w:t>
-      </w:r>
-    </w:p>
-    <w:p>
-      <w:pPr>
-        <w:pStyle w:val="ListBullet"/>
-        <w:spacing w:before="20" w:after="40"/>
-        <w:ind w:left="720"/>
-      </w:pPr>
-      <w:r>
-        <w:rPr>
-          <w:rFonts w:ascii="Calibri" w:hAnsi="Calibri"/>
-          <w:color w:val="1E293B"/>
-          <w:sz w:val="20"/>
-        </w:rPr>
-        <w:t>Realisasi Intervensi KB Modern (MKJP vs Non-MKJP).</w:t>
-      </w:r>
-    </w:p>
-    <w:p>
-      <w:pPr>
-        <w:keepNext/>
-        <w:spacing w:before="240" w:after="80"/>
-      </w:pPr>
-      <w:r>
-        <w:rPr>
-          <w:rFonts w:ascii="Calibri" w:hAnsi="Calibri"/>
-          <w:b/>
-          <w:color w:val="008060"/>
-          <w:sz w:val="23"/>
-        </w:rPr>
-        <w:t>Ekspor Rekapitulasi (PDF &amp; Excel)</w:t>
-      </w:r>
-    </w:p>
-    <w:p>
-      <w:pPr>
-        <w:pStyle w:val="ListBullet"/>
-        <w:spacing w:before="20" w:after="40"/>
-        <w:ind w:left="360"/>
+        <w:spacing w:before="0" w:after="80" w:line="276" w:lineRule="auto"/>
       </w:pPr>
       <w:r>
         <w:rPr>
           <w:rFonts w:ascii="Calibri" w:hAnsi="Calibri"/>
           <w:b/>
           <w:color w:val="1E293B"/>
-          <w:sz w:val="20"/>
+          <w:sz w:val="21"/>
         </w:rPr>
-        <w:t>Ekspor Dokumen PDF:</w:t>
+        <w:t xml:space="preserve">Prosedur: </w:t>
       </w:r>
       <w:r>
         <w:rPr>
           <w:rFonts w:ascii="Calibri" w:hAnsi="Calibri"/>
-          <w:color w:val="1E293B"/>
-          <w:sz w:val="20"/>
+          <w:color w:val="334155"/>
+          <w:sz w:val="21"/>
         </w:rPr>
-        <w:t xml:space="preserve"> Menghasilkan lembar laporan formal ber-kop dinas lengkap dengan rekap tabel dan kolom tanda tangan pimpinan dinas.</w:t>
+        <w:t>Langkah Membuat Laporan:</w:t>
       </w:r>
     </w:p>
     <w:p>
       <w:pPr>
         <w:pStyle w:val="ListBullet"/>
-        <w:spacing w:before="20" w:after="40"/>
-        <w:ind w:left="360"/>
+        <w:spacing w:before="20" w:after="60" w:line="276" w:lineRule="auto"/>
       </w:pPr>
       <w:r>
         <w:rPr>
           <w:rFonts w:ascii="Calibri" w:hAnsi="Calibri"/>
-          <w:b/>
-          <w:color w:val="1E293B"/>
+          <w:color w:val="334155"/>
           <w:sz w:val="20"/>
         </w:rPr>
-        <w:t>Ekspor Spreadsheet Excel/CSV:</w:t>
-      </w:r>
-      <w:r>
-        <w:rPr>
-          <w:rFonts w:ascii="Calibri" w:hAnsi="Calibri"/>
-          <w:color w:val="1E293B"/>
-          <w:sz w:val="20"/>
-        </w:rPr>
-        <w:t xml:space="preserve"> Menghasilkan data mentah (</w:t>
-      </w:r>
-      <w:r>
-        <w:rPr>
-          <w:rFonts w:ascii="Calibri" w:hAnsi="Calibri"/>
-          <w:i/>
-          <w:color w:val="1E293B"/>
-          <w:sz w:val="20"/>
-        </w:rPr>
-        <w:t>raw data</w:t>
-      </w:r>
-      <w:r>
-        <w:rPr>
-          <w:rFonts w:ascii="Calibri" w:hAnsi="Calibri"/>
-          <w:color w:val="1E293B"/>
-          <w:sz w:val="20"/>
-        </w:rPr>
-        <w:t>) terstruktur untuk kebutuhan kompilasi statistik lanjutan di SPSS atau Microsoft Excel.</w:t>
+        <w:t>Pilih filter 'Semua Kecamatan' atau kecamatan tertentu.</w:t>
       </w:r>
     </w:p>
     <w:p>
       <w:pPr>
-        <w:spacing w:before="160" w:after="160"/>
+        <w:pStyle w:val="ListBullet"/>
+        <w:spacing w:before="20" w:after="60" w:line="276" w:lineRule="auto"/>
       </w:pPr>
       <w:r>
         <w:rPr>
-          <w:color w:val="E2E8F0"/>
+          <w:rFonts w:ascii="Calibri" w:hAnsi="Calibri"/>
+          <w:color w:val="334155"/>
+          <w:sz w:val="20"/>
         </w:rPr>
-        <w:t>——————————————————————————————————————————————————</w:t>
+        <w:t>Pilih periode tahun dan semester.</w:t>
+      </w:r>
+    </w:p>
+    <w:p>
+      <w:pPr>
+        <w:pStyle w:val="ListBullet"/>
+        <w:spacing w:before="20" w:after="60" w:line="276" w:lineRule="auto"/>
+      </w:pPr>
+      <w:r>
+        <w:rPr>
+          <w:rFonts w:ascii="Calibri" w:hAnsi="Calibri"/>
+          <w:color w:val="334155"/>
+          <w:sz w:val="20"/>
+        </w:rPr>
+        <w:t>Periksa tabel ringkasan (sasaran PUS, cakupan skrining %, prioritas utama, capaian intervensi %).</w:t>
+      </w:r>
+    </w:p>
+    <w:p>
+      <w:pPr>
+        <w:pStyle w:val="ListBullet"/>
+        <w:spacing w:before="20" w:after="60" w:line="276" w:lineRule="auto"/>
+      </w:pPr>
+      <w:r>
+        <w:rPr>
+          <w:rFonts w:ascii="Calibri" w:hAnsi="Calibri"/>
+          <w:color w:val="334155"/>
+          <w:sz w:val="20"/>
+        </w:rPr>
+        <w:t>Klik 'Ekspor CSV (Excel)' untuk mengunduh berkas tabel ber-kop resmi.</w:t>
+      </w:r>
+    </w:p>
+    <w:p>
+      <w:pPr>
+        <w:pStyle w:val="ListBullet"/>
+        <w:spacing w:before="20" w:after="60" w:line="276" w:lineRule="auto"/>
+      </w:pPr>
+      <w:r>
+        <w:rPr>
+          <w:rFonts w:ascii="Calibri" w:hAnsi="Calibri"/>
+          <w:color w:val="334155"/>
+          <w:sz w:val="20"/>
+        </w:rPr>
+        <w:t>Gunakan fitur cetak peramban untuk menghasilkan berkas fisik / PDF.</w:t>
       </w:r>
     </w:p>
     <w:p>
@@ -2887,114 +741,15 @@
         <w:rPr>
           <w:rFonts w:ascii="Calibri" w:hAnsi="Calibri"/>
           <w:b/>
-          <w:color w:val="0B2E59"/>
-          <w:sz w:val="28"/>
+          <w:color w:val="1E3A8A"/>
+          <w:sz w:val="32"/>
         </w:rPr>
-        <w:t>7. Modul Analitik &amp; Pengambilan Kebijakan Strategis</w:t>
+        <w:t>BAB 7: MODUL ANALITIK MAKRO &amp; NILAI EKONOMIS</w:t>
       </w:r>
     </w:p>
     <w:p>
       <w:pPr>
-        <w:spacing w:before="40" w:after="100" w:line="276" w:lineRule="auto"/>
-      </w:pPr>
-      <w:r>
-        <w:rPr>
-          <w:rFonts w:ascii="Calibri" w:hAnsi="Calibri"/>
-          <w:color w:val="1E293B"/>
-          <w:sz w:val="21"/>
-        </w:rPr>
-        <w:t xml:space="preserve">Menu </w:t>
-      </w:r>
-      <w:r>
-        <w:rPr>
-          <w:rFonts w:ascii="Calibri" w:hAnsi="Calibri"/>
-          <w:b/>
-          <w:color w:val="1E293B"/>
-          <w:sz w:val="21"/>
-        </w:rPr>
-        <w:t>Analitik</w:t>
-      </w:r>
-      <w:r>
-        <w:rPr>
-          <w:rFonts w:ascii="Calibri" w:hAnsi="Calibri"/>
-          <w:color w:val="1E293B"/>
-          <w:sz w:val="21"/>
-        </w:rPr>
-        <w:t xml:space="preserve"> (</w:t>
-      </w:r>
-      <w:r>
-        <w:rPr>
-          <w:rFonts w:ascii="Consolas" w:hAnsi="Consolas"/>
-          <w:b/>
-          <w:color w:val="0B2E59"/>
-          <w:sz w:val="19"/>
-        </w:rPr>
-        <w:t>/analitik</w:t>
-      </w:r>
-      <w:r>
-        <w:rPr>
-          <w:rFonts w:ascii="Calibri" w:hAnsi="Calibri"/>
-          <w:color w:val="1E293B"/>
-          <w:sz w:val="21"/>
-        </w:rPr>
-        <w:t xml:space="preserve">) dan </w:t>
-      </w:r>
-      <w:r>
-        <w:rPr>
-          <w:rFonts w:ascii="Calibri" w:hAnsi="Calibri"/>
-          <w:b/>
-          <w:color w:val="1E293B"/>
-          <w:sz w:val="21"/>
-        </w:rPr>
-        <w:t>MCPR &amp; TFR</w:t>
-      </w:r>
-      <w:r>
-        <w:rPr>
-          <w:rFonts w:ascii="Calibri" w:hAnsi="Calibri"/>
-          <w:color w:val="1E293B"/>
-          <w:sz w:val="21"/>
-        </w:rPr>
-        <w:t xml:space="preserve"> (</w:t>
-      </w:r>
-      <w:r>
-        <w:rPr>
-          <w:rFonts w:ascii="Consolas" w:hAnsi="Consolas"/>
-          <w:b/>
-          <w:color w:val="0B2E59"/>
-          <w:sz w:val="19"/>
-        </w:rPr>
-        <w:t>/mcpr-tfr</w:t>
-      </w:r>
-      <w:r>
-        <w:rPr>
-          <w:rFonts w:ascii="Calibri" w:hAnsi="Calibri"/>
-          <w:color w:val="1E293B"/>
-          <w:sz w:val="21"/>
-        </w:rPr>
-        <w:t>) mengubah data operasional menjadi wawasan strategis (</w:t>
-      </w:r>
-      <w:r>
-        <w:rPr>
-          <w:rFonts w:ascii="Calibri" w:hAnsi="Calibri"/>
-          <w:i/>
-          <w:color w:val="1E293B"/>
-          <w:sz w:val="21"/>
-        </w:rPr>
-        <w:t>data-driven policymaking</w:t>
-      </w:r>
-      <w:r>
-        <w:rPr>
-          <w:rFonts w:ascii="Calibri" w:hAnsi="Calibri"/>
-          <w:color w:val="1E293B"/>
-          <w:sz w:val="21"/>
-        </w:rPr>
-        <w:t>).</w:t>
-      </w:r>
-    </w:p>
-    <w:p>
-      <w:pPr>
-        <w:keepNext/>
-        <w:spacing w:before="200" w:after="40"/>
+        <w:spacing w:before="200" w:after="80"/>
         <w:jc w:val="center"/>
       </w:pPr>
       <w:r>
@@ -3044,731 +799,21 @@
           <w:color w:val="64748B"/>
           <w:sz w:val="18"/>
         </w:rPr>
-        <w:t>Gambar: Modul Analitik Kabupaten Bangka</w:t>
+        <w:t>Gambar 7.1: Analitik Capaian MCPR, TFR &amp; Nilai Ekonomis (Cost Savings)</w:t>
       </w:r>
     </w:p>
     <w:p>
       <w:pPr>
-        <w:keepNext/>
-        <w:spacing w:before="240" w:after="80"/>
+        <w:spacing w:before="0" w:after="80" w:line="276" w:lineRule="auto"/>
       </w:pPr>
       <w:r>
         <w:rPr>
           <w:rFonts w:ascii="Calibri" w:hAnsi="Calibri"/>
-          <w:b/>
-          <w:color w:val="008060"/>
-          <w:sz w:val="23"/>
-        </w:rPr>
-        <w:t>Evaluasi Agregat 5 Indikator &amp; MUPAR</w:t>
-      </w:r>
-    </w:p>
-    <w:p>
-      <w:pPr>
-        <w:spacing w:before="40" w:after="100" w:line="276" w:lineRule="auto"/>
-      </w:pPr>
-      <w:r>
-        <w:rPr>
-          <w:rFonts w:ascii="Calibri" w:hAnsi="Calibri"/>
-          <w:color w:val="1E293B"/>
+          <w:color w:val="334155"/>
           <w:sz w:val="21"/>
         </w:rPr>
-        <w:t>Admin Dinas dapat mengevaluasi indikator mana yang paling dominan menjadi pemicu tingginya skor risiko kehamilan di setiap kecamatan:</w:t>
+        <w:t>Menyajikan simulasi strategis dampak intervensi terhadap peningkatan MCPR, penurunan TFR daerah, serta nilai rupiah belanja daerah yang berhasil diselamatkan dari pencegahan stunting dan risiko kehamilan tinggi.</w:t>
       </w:r>
-    </w:p>
-    <w:p>
-      <w:pPr>
-        <w:pStyle w:val="ListBullet"/>
-        <w:spacing w:before="20" w:after="40"/>
-        <w:ind w:left="360"/>
-      </w:pPr>
-      <w:r>
-        <w:rPr>
-          <w:rFonts w:ascii="Calibri" w:hAnsi="Calibri"/>
-          <w:color w:val="1E293B"/>
-          <w:sz w:val="20"/>
-        </w:rPr>
-        <w:t xml:space="preserve">Apakah didominasi oleh faktor </w:t>
-      </w:r>
-      <w:r>
-        <w:rPr>
-          <w:rFonts w:ascii="Calibri" w:hAnsi="Calibri"/>
-          <w:b/>
-          <w:color w:val="1E293B"/>
-          <w:sz w:val="20"/>
-        </w:rPr>
-        <w:t>P3 (Status Kontrasepsi belum pakai/drop out)</w:t>
-      </w:r>
-      <w:r>
-        <w:rPr>
-          <w:rFonts w:ascii="Calibri" w:hAnsi="Calibri"/>
-          <w:color w:val="1E293B"/>
-          <w:sz w:val="20"/>
-        </w:rPr>
-        <w:t>?</w:t>
-      </w:r>
-    </w:p>
-    <w:p>
-      <w:pPr>
-        <w:pStyle w:val="ListBullet"/>
-        <w:spacing w:before="20" w:after="40"/>
-        <w:ind w:left="360"/>
-      </w:pPr>
-      <w:r>
-        <w:rPr>
-          <w:rFonts w:ascii="Calibri" w:hAnsi="Calibri"/>
-          <w:color w:val="1E293B"/>
-          <w:sz w:val="20"/>
-        </w:rPr>
-        <w:t xml:space="preserve">Ataukah didominasi oleh </w:t>
-      </w:r>
-      <w:r>
-        <w:rPr>
-          <w:rFonts w:ascii="Calibri" w:hAnsi="Calibri"/>
-          <w:b/>
-          <w:color w:val="1E293B"/>
-          <w:sz w:val="20"/>
-        </w:rPr>
-        <w:t>P5 (Faktor 4 Terlalu &amp; Penyakit Penyerta)</w:t>
-      </w:r>
-      <w:r>
-        <w:rPr>
-          <w:rFonts w:ascii="Calibri" w:hAnsi="Calibri"/>
-          <w:color w:val="1E293B"/>
-          <w:sz w:val="20"/>
-        </w:rPr>
-        <w:t>?</w:t>
-      </w:r>
-    </w:p>
-    <w:p>
-      <w:pPr>
-        <w:spacing w:before="40" w:after="100" w:line="276" w:lineRule="auto"/>
-      </w:pPr>
-      <w:r>
-        <w:rPr>
-          <w:rFonts w:ascii="Calibri" w:hAnsi="Calibri"/>
-          <w:color w:val="1E293B"/>
-          <w:sz w:val="21"/>
-        </w:rPr>
-        <w:t>Dari sini, dinas dapat mengarahkan intervensi yang tepat sasaran (misalnya kampanye MKJP gratis di kecamatan dengan angka drop out tinggi).</w:t>
-      </w:r>
-    </w:p>
-    <w:p>
-      <w:pPr>
-        <w:keepNext/>
-        <w:spacing w:before="240" w:after="80"/>
-      </w:pPr>
-      <w:r>
-        <w:rPr>
-          <w:rFonts w:ascii="Calibri" w:hAnsi="Calibri"/>
-          <w:b/>
-          <w:color w:val="008060"/>
-          <w:sz w:val="23"/>
-        </w:rPr>
-        <w:t>Simulasi Capaian MCPR &amp; Proyeksi TFR</w:t>
-      </w:r>
-    </w:p>
-    <w:p>
-      <w:pPr>
-        <w:keepNext/>
-        <w:spacing w:before="200" w:after="40"/>
-        <w:jc w:val="center"/>
-      </w:pPr>
-      <w:r>
-        <w:drawing>
-          <wp:inline xmlns:a="http://schemas.openxmlformats.org/drawingml/2006/main" xmlns:pic="http://schemas.openxmlformats.org/drawingml/2006/picture">
-            <wp:extent cx="5303520" cy="3314700"/>
-            <wp:docPr id="8" name="Picture 8"/>
-            <wp:cNvGraphicFramePr>
-              <a:graphicFrameLocks noChangeAspect="1"/>
-            </wp:cNvGraphicFramePr>
-            <a:graphic>
-              <a:graphicData uri="http://schemas.openxmlformats.org/drawingml/2006/picture">
-                <pic:pic>
-                  <pic:nvPicPr>
-                    <pic:cNvPr id="0" name="11_mcpr_analitik.png"/>
-                    <pic:cNvPicPr/>
-                  </pic:nvPicPr>
-                  <pic:blipFill>
-                    <a:blip r:embed="rId18"/>
-                    <a:stretch>
-                      <a:fillRect/>
-                    </a:stretch>
-                  </pic:blipFill>
-                  <pic:spPr>
-                    <a:xfrm>
-                      <a:off x="0" y="0"/>
-                      <a:ext cx="5303520" cy="3314700"/>
-                    </a:xfrm>
-                    <a:prstGeom prst="rect"/>
-                  </pic:spPr>
-                </pic:pic>
-              </a:graphicData>
-            </a:graphic>
-          </wp:inline>
-        </w:drawing>
-      </w:r>
-    </w:p>
-    <w:p>
-      <w:pPr>
-        <w:spacing w:before="40" w:after="240"/>
-        <w:jc w:val="center"/>
-      </w:pPr>
-      <w:r>
-        <w:rPr>
-          <w:rFonts w:ascii="Calibri" w:hAnsi="Calibri"/>
-          <w:i/>
-          <w:color w:val="64748B"/>
-          <w:sz w:val="18"/>
-        </w:rPr>
-        <w:t>Gambar: Visualisasi MCPR, TFR &amp; Nilai Ekonomis</w:t>
-      </w:r>
-    </w:p>
-    <w:p>
-      <w:pPr>
-        <w:pStyle w:val="ListBullet"/>
-        <w:spacing w:before="20" w:after="40"/>
-        <w:ind w:left="360"/>
-      </w:pPr>
-      <w:r>
-        <w:rPr>
-          <w:rFonts w:ascii="Calibri" w:hAnsi="Calibri"/>
-          <w:b/>
-          <w:color w:val="1E293B"/>
-          <w:sz w:val="20"/>
-        </w:rPr>
-        <w:t>Modern Contraceptive Prevalence Rate (MCPR):</w:t>
-      </w:r>
-      <w:r>
-        <w:rPr>
-          <w:rFonts w:ascii="Calibri" w:hAnsi="Calibri"/>
-          <w:color w:val="1E293B"/>
-          <w:sz w:val="20"/>
-        </w:rPr>
-        <w:t xml:space="preserve"> Menghitung secara dinamis persentase PUS yang terlindungi kontrasepsi modern di Kabupaten Bangka.</w:t>
-      </w:r>
-    </w:p>
-    <w:p>
-      <w:pPr>
-        <w:pStyle w:val="ListBullet"/>
-        <w:spacing w:before="20" w:after="40"/>
-        <w:ind w:left="360"/>
-      </w:pPr>
-      <w:r>
-        <w:rPr>
-          <w:rFonts w:ascii="Calibri" w:hAnsi="Calibri"/>
-          <w:b/>
-          <w:color w:val="1E293B"/>
-          <w:sz w:val="20"/>
-        </w:rPr>
-        <w:t>Total Fertility Rate (TFR):</w:t>
-      </w:r>
-      <w:r>
-        <w:rPr>
-          <w:rFonts w:ascii="Calibri" w:hAnsi="Calibri"/>
-          <w:color w:val="1E293B"/>
-          <w:sz w:val="20"/>
-        </w:rPr>
-        <w:t xml:space="preserve"> Mensimulasikan estimasi laju fertilitas total berdasarkan keberhasilan petugas merangkul sasaran PUS MUPAR untuk menunda atau menjarangkan kehamilan.</w:t>
-      </w:r>
-    </w:p>
-    <w:p>
-      <w:pPr>
-        <w:keepNext/>
-        <w:spacing w:before="240" w:after="80"/>
-      </w:pPr>
-      <w:r>
-        <w:rPr>
-          <w:rFonts w:ascii="Calibri" w:hAnsi="Calibri"/>
-          <w:b/>
-          <w:color w:val="008060"/>
-          <w:sz w:val="23"/>
-        </w:rPr>
-        <w:t>Kalkulasi Nilai Ekonomis Penyelamatan (Cost Savings)</w:t>
-      </w:r>
-    </w:p>
-    <w:p>
-      <w:pPr>
-        <w:spacing w:before="40" w:after="100" w:line="276" w:lineRule="auto"/>
-      </w:pPr>
-      <w:r>
-        <w:rPr>
-          <w:rFonts w:ascii="Calibri" w:hAnsi="Calibri"/>
-          <w:color w:val="1E293B"/>
-          <w:sz w:val="21"/>
-        </w:rPr>
-        <w:t>Aplikasi menghitung proyeksi nilai nominal anggaran kesehatan yang berhasil dihemat daerah berkat intervensi dini:</w:t>
-      </w:r>
-    </w:p>
-    <w:p>
-      <w:pPr>
-        <w:spacing w:before="40" w:after="100" w:line="276" w:lineRule="auto"/>
-      </w:pPr>
-      <w:r>
-        <w:rPr>
-          <w:rFonts w:ascii="Calibri" w:hAnsi="Calibri"/>
-          <w:color w:val="1E293B"/>
-          <w:sz w:val="21"/>
-        </w:rPr>
-        <w:t>$$\text{Total Nilai Ekonomis} = \sum (\text{Kasus KTD Dicegah} \times \text{Estimasi Biaya Medis Komplikasi}) + \sum (\text{Sasaran MUPAR Terintervensi} \times \text{Estimasi Biaya Intervensi Stunting})$$</w:t>
-      </w:r>
-    </w:p>
-    <w:p>
-      <w:pPr>
-        <w:spacing w:before="40" w:after="100" w:line="276" w:lineRule="auto"/>
-      </w:pPr>
-      <w:r>
-        <w:rPr>
-          <w:rFonts w:ascii="Calibri" w:hAnsi="Calibri"/>
-          <w:color w:val="1E293B"/>
-          <w:sz w:val="21"/>
-        </w:rPr>
-        <w:t>Formula ini memberikan justifikasi kuat bagi dinas dalam mengajukan alokasi anggaran operasional KB pada Musrenbang dan pembahasan APBD.</w:t>
-      </w:r>
-    </w:p>
-    <w:p>
-      <w:pPr>
-        <w:spacing w:before="160" w:after="160"/>
-      </w:pPr>
-      <w:r>
-        <w:rPr>
-          <w:color w:val="E2E8F0"/>
-        </w:rPr>
-        <w:t>——————————————————————————————————————————————————</w:t>
-      </w:r>
-    </w:p>
-    <w:p>
-      <w:pPr>
-        <w:keepNext/>
-        <w:spacing w:before="360" w:after="120"/>
-      </w:pPr>
-      <w:r>
-        <w:rPr>
-          <w:rFonts w:ascii="Calibri" w:hAnsi="Calibri"/>
-          <w:b/>
-          <w:color w:val="0B2E59"/>
-          <w:sz w:val="28"/>
-        </w:rPr>
-        <w:t>8. Pemeliharaan Sistem, Keamanan &amp; Tata Kelola Data</w:t>
-      </w:r>
-    </w:p>
-    <w:p>
-      <w:pPr>
-        <w:spacing w:before="40" w:after="100" w:line="276" w:lineRule="auto"/>
-      </w:pPr>
-      <w:r>
-        <w:rPr>
-          <w:rFonts w:ascii="Calibri" w:hAnsi="Calibri"/>
-          <w:color w:val="1E293B"/>
-          <w:sz w:val="21"/>
-        </w:rPr>
-        <w:t>Untuk menjaga kelancaran operasional SI-MENTILIN:</w:t>
-      </w:r>
-    </w:p>
-    <w:p>
-      <w:pPr>
-        <w:spacing w:before="40" w:after="40"/>
-        <w:ind w:left="360"/>
-      </w:pPr>
-      <w:r>
-        <w:rPr>
-          <w:rFonts w:ascii="Calibri" w:hAnsi="Calibri"/>
-          <w:b/>
-          <w:color w:val="0B2E59"/>
-          <w:sz w:val="20"/>
-        </w:rPr>
-        <w:t xml:space="preserve">1. </w:t>
-      </w:r>
-      <w:r>
-        <w:rPr>
-          <w:rFonts w:ascii="Calibri" w:hAnsi="Calibri"/>
-          <w:b/>
-          <w:color w:val="1E293B"/>
-          <w:sz w:val="20"/>
-        </w:rPr>
-        <w:t>Jadwal Pencadangan Basis Data (*Database Backup*):</w:t>
-      </w:r>
-      <w:r>
-        <w:rPr>
-          <w:rFonts w:ascii="Calibri" w:hAnsi="Calibri"/>
-          <w:color w:val="1E293B"/>
-          <w:sz w:val="20"/>
-        </w:rPr>
-        <w:t xml:space="preserve"> Lakukan backup berkala pada database MariaDB/MySQL (dapat diotomasi melalui skrip Docker / cron server dinas).</w:t>
-      </w:r>
-    </w:p>
-    <w:p>
-      <w:pPr>
-        <w:spacing w:before="40" w:after="40"/>
-        <w:ind w:left="360"/>
-      </w:pPr>
-      <w:r>
-        <w:rPr>
-          <w:rFonts w:ascii="Calibri" w:hAnsi="Calibri"/>
-          <w:b/>
-          <w:color w:val="0B2E59"/>
-          <w:sz w:val="20"/>
-        </w:rPr>
-        <w:t xml:space="preserve">2. </w:t>
-      </w:r>
-      <w:r>
-        <w:rPr>
-          <w:rFonts w:ascii="Calibri" w:hAnsi="Calibri"/>
-          <w:b/>
-          <w:color w:val="1E293B"/>
-          <w:sz w:val="20"/>
-        </w:rPr>
-        <w:t>Audit Sesi Login:</w:t>
-      </w:r>
-      <w:r>
-        <w:rPr>
-          <w:rFonts w:ascii="Calibri" w:hAnsi="Calibri"/>
-          <w:color w:val="1E293B"/>
-          <w:sz w:val="20"/>
-        </w:rPr>
-        <w:t xml:space="preserve"> Awasi jika terdapat login anomali dari IP address di luar rentang wajar.</w:t>
-      </w:r>
-    </w:p>
-    <w:p>
-      <w:pPr>
-        <w:spacing w:before="40" w:after="40"/>
-        <w:ind w:left="360"/>
-      </w:pPr>
-      <w:r>
-        <w:rPr>
-          <w:rFonts w:ascii="Calibri" w:hAnsi="Calibri"/>
-          <w:b/>
-          <w:color w:val="0B2E59"/>
-          <w:sz w:val="20"/>
-        </w:rPr>
-        <w:t xml:space="preserve">3. </w:t>
-      </w:r>
-      <w:r>
-        <w:rPr>
-          <w:rFonts w:ascii="Calibri" w:hAnsi="Calibri"/>
-          <w:b/>
-          <w:color w:val="1E293B"/>
-          <w:sz w:val="20"/>
-        </w:rPr>
-        <w:t>Penyimpanan Berkas Laporan:</w:t>
-      </w:r>
-      <w:r>
-        <w:rPr>
-          <w:rFonts w:ascii="Calibri" w:hAnsi="Calibri"/>
-          <w:color w:val="1E293B"/>
-          <w:sz w:val="20"/>
-        </w:rPr>
-        <w:t xml:space="preserve"> Berkas PDF laporan tersimpan di penyimpanan aman server lokal dinas dengan hak akses terbatas.</w:t>
-      </w:r>
-    </w:p>
-    <w:p>
-      <w:pPr>
-        <w:spacing w:before="160" w:after="160"/>
-      </w:pPr>
-      <w:r>
-        <w:rPr>
-          <w:color w:val="E2E8F0"/>
-        </w:rPr>
-        <w:t>——————————————————————————————————————————————————</w:t>
-      </w:r>
-    </w:p>
-    <w:p>
-      <w:pPr>
-        <w:keepNext/>
-        <w:spacing w:before="360" w:after="120"/>
-      </w:pPr>
-      <w:r>
-        <w:rPr>
-          <w:rFonts w:ascii="Calibri" w:hAnsi="Calibri"/>
-          <w:b/>
-          <w:color w:val="0B2E59"/>
-          <w:sz w:val="28"/>
-        </w:rPr>
-        <w:t>9. Troubleshooting &amp; Tanya Jawab (FAQ)</w:t>
-      </w:r>
-    </w:p>
-    <w:p>
-      <w:pPr>
-        <w:keepNext/>
-        <w:spacing w:before="240" w:after="80"/>
-      </w:pPr>
-      <w:r>
-        <w:rPr>
-          <w:rFonts w:ascii="Calibri" w:hAnsi="Calibri"/>
-          <w:b/>
-          <w:color w:val="008060"/>
-          <w:sz w:val="23"/>
-        </w:rPr>
-        <w:t>Q1: Bagaimana jika ada pemekaran desa atau perubahan nama kelurahan baru?</w:t>
-      </w:r>
-    </w:p>
-    <w:tbl>
-      <w:tblPr>
-        <w:tblW w:type="auto" w:w="0"/>
-        <w:jc w:val="center"/>
-        <w:tblLook w:firstColumn="1" w:firstRow="1" w:lastColumn="0" w:lastRow="0" w:noHBand="0" w:noVBand="1" w:val="04A0"/>
-      </w:tblPr>
-      <w:tblGrid>
-        <w:gridCol w:w="9360"/>
-      </w:tblGrid>
-      <w:tr>
-        <w:tc>
-          <w:tcPr>
-            <w:tcW w:type="dxa" w:w="9360"/>
-            <w:shd w:fill="F0FDF4"/>
-            <w:tcMar>
-              <w:top w:w="100" w:type="dxa"/>
-              <w:bottom w:w="100" w:type="dxa"/>
-              <w:left w:w="150" w:type="dxa"/>
-              <w:right w:w="150" w:type="dxa"/>
-            </w:tcMar>
-            <w:tcBorders>
-              <w:left w:val="single" w:sz="24" w:space="0" w:color="008060"/>
-              <w:top w:val="none"/>
-              <w:bottom w:val="none"/>
-              <w:right w:val="none"/>
-            </w:tcBorders>
-          </w:tcPr>
-          <w:p>
-            <w:pPr>
-              <w:spacing w:before="40" w:after="40"/>
-            </w:pPr>
-            <w:r>
-              <w:rPr>
-                <w:rFonts w:ascii="Calibri" w:hAnsi="Calibri"/>
-                <w:b/>
-                <w:color w:val="008060"/>
-                <w:sz w:val="20"/>
-              </w:rPr>
-              <w:t>Jawaban:</w:t>
-            </w:r>
-            <w:r>
-              <w:rPr>
-                <w:rFonts w:ascii="Calibri" w:hAnsi="Calibri"/>
-                <w:color w:val="008060"/>
-                <w:sz w:val="20"/>
-              </w:rPr>
-              <w:t xml:space="preserve"> Masuk ke modul Master Wilayah (</w:t>
-            </w:r>
-            <w:r>
-              <w:rPr>
-                <w:rFonts w:ascii="Consolas" w:hAnsi="Consolas"/>
-                <w:b/>
-                <w:color w:val="0B2E59"/>
-                <w:sz w:val="19"/>
-              </w:rPr>
-              <w:t>/admin/wilayah</w:t>
-            </w:r>
-            <w:r>
-              <w:rPr>
-                <w:rFonts w:ascii="Calibri" w:hAnsi="Calibri"/>
-                <w:color w:val="008060"/>
-                <w:sz w:val="20"/>
-              </w:rPr>
-              <w:t>), lalu tambahkan desa baru di bawah kecamatan yang bersangkutan. Perubahan ini akan seketika muncul pada opsi pilihan wilayah bagi petugas lapangan.</w:t>
-            </w:r>
-          </w:p>
-        </w:tc>
-      </w:tr>
-    </w:tbl>
-    <w:p>
-      <w:pPr>
-        <w:spacing w:after="80"/>
-      </w:pPr>
-    </w:p>
-    <w:p>
-      <w:pPr>
-        <w:keepNext/>
-        <w:spacing w:before="240" w:after="80"/>
-      </w:pPr>
-      <w:r>
-        <w:rPr>
-          <w:rFonts w:ascii="Calibri" w:hAnsi="Calibri"/>
-          <w:b/>
-          <w:color w:val="008060"/>
-          <w:sz w:val="23"/>
-        </w:rPr>
-        <w:t>Q2: Seorang petugas lapangan pindah wilayah tugas dari Sungailiat ke Belinyu, apakah riwayat PUS lama ikut terhapus?</w:t>
-      </w:r>
-    </w:p>
-    <w:tbl>
-      <w:tblPr>
-        <w:tblW w:type="auto" w:w="0"/>
-        <w:jc w:val="center"/>
-        <w:tblLook w:firstColumn="1" w:firstRow="1" w:lastColumn="0" w:lastRow="0" w:noHBand="0" w:noVBand="1" w:val="04A0"/>
-      </w:tblPr>
-      <w:tblGrid>
-        <w:gridCol w:w="9360"/>
-      </w:tblGrid>
-      <w:tr>
-        <w:tc>
-          <w:tcPr>
-            <w:tcW w:type="dxa" w:w="9360"/>
-            <w:shd w:fill="F0FDF4"/>
-            <w:tcMar>
-              <w:top w:w="100" w:type="dxa"/>
-              <w:bottom w:w="100" w:type="dxa"/>
-              <w:left w:w="150" w:type="dxa"/>
-              <w:right w:w="150" w:type="dxa"/>
-            </w:tcMar>
-            <w:tcBorders>
-              <w:left w:val="single" w:sz="24" w:space="0" w:color="008060"/>
-              <w:top w:val="none"/>
-              <w:bottom w:val="none"/>
-              <w:right w:val="none"/>
-            </w:tcBorders>
-          </w:tcPr>
-          <w:p>
-            <w:pPr>
-              <w:spacing w:before="40" w:after="40"/>
-            </w:pPr>
-            <w:r>
-              <w:rPr>
-                <w:rFonts w:ascii="Calibri" w:hAnsi="Calibri"/>
-                <w:b/>
-                <w:color w:val="008060"/>
-                <w:sz w:val="20"/>
-              </w:rPr>
-              <w:t>Jawaban:</w:t>
-            </w:r>
-            <w:r>
-              <w:rPr>
-                <w:rFonts w:ascii="Calibri" w:hAnsi="Calibri"/>
-                <w:color w:val="008060"/>
-                <w:sz w:val="20"/>
-              </w:rPr>
-              <w:t xml:space="preserve"> Tidak. Data PUS melekat pada kode wilayah desa/kecamatan, bukan pada identitas pribadi petugas. Anda cukup mengedit profil petugas tersebut di menu </w:t>
-            </w:r>
-            <w:r>
-              <w:rPr>
-                <w:rFonts w:ascii="Calibri" w:hAnsi="Calibri"/>
-                <w:b/>
-                <w:color w:val="008060"/>
-                <w:sz w:val="20"/>
-              </w:rPr>
-              <w:t>Kelola Pengguna</w:t>
-            </w:r>
-            <w:r>
-              <w:rPr>
-                <w:rFonts w:ascii="Calibri" w:hAnsi="Calibri"/>
-                <w:color w:val="008060"/>
-                <w:sz w:val="20"/>
-              </w:rPr>
-              <w:t xml:space="preserve"> dan mengubah penugasan kecamatannya ke </w:t>
-            </w:r>
-            <w:r>
-              <w:rPr>
-                <w:rFonts w:ascii="Calibri" w:hAnsi="Calibri"/>
-                <w:i/>
-                <w:color w:val="008060"/>
-                <w:sz w:val="20"/>
-              </w:rPr>
-              <w:t>Belinyu</w:t>
-            </w:r>
-            <w:r>
-              <w:rPr>
-                <w:rFonts w:ascii="Calibri" w:hAnsi="Calibri"/>
-                <w:color w:val="008060"/>
-                <w:sz w:val="20"/>
-              </w:rPr>
-              <w:t>. Data lama tetap tersimpan rapi dan dapat diakses oleh petugas pengganti di Sungailiat.</w:t>
-            </w:r>
-          </w:p>
-        </w:tc>
-      </w:tr>
-    </w:tbl>
-    <w:p>
-      <w:pPr>
-        <w:spacing w:after="80"/>
-      </w:pPr>
-    </w:p>
-    <w:p>
-      <w:pPr>
-        <w:keepNext/>
-        <w:spacing w:before="240" w:after="80"/>
-      </w:pPr>
-      <w:r>
-        <w:rPr>
-          <w:rFonts w:ascii="Calibri" w:hAnsi="Calibri"/>
-          <w:b/>
-          <w:color w:val="008060"/>
-          <w:sz w:val="23"/>
-        </w:rPr>
-        <w:t>Q3: Apakah Admin Dinas dapat mengedit skor skrining yang diinput PKB?</w:t>
-      </w:r>
-    </w:p>
-    <w:tbl>
-      <w:tblPr>
-        <w:tblW w:type="auto" w:w="0"/>
-        <w:jc w:val="center"/>
-        <w:tblLook w:firstColumn="1" w:firstRow="1" w:lastColumn="0" w:lastRow="0" w:noHBand="0" w:noVBand="1" w:val="04A0"/>
-      </w:tblPr>
-      <w:tblGrid>
-        <w:gridCol w:w="9360"/>
-      </w:tblGrid>
-      <w:tr>
-        <w:tc>
-          <w:tcPr>
-            <w:tcW w:type="dxa" w:w="9360"/>
-            <w:shd w:fill="F0FDF4"/>
-            <w:tcMar>
-              <w:top w:w="100" w:type="dxa"/>
-              <w:bottom w:w="100" w:type="dxa"/>
-              <w:left w:w="150" w:type="dxa"/>
-              <w:right w:w="150" w:type="dxa"/>
-            </w:tcMar>
-            <w:tcBorders>
-              <w:left w:val="single" w:sz="24" w:space="0" w:color="008060"/>
-              <w:top w:val="none"/>
-              <w:bottom w:val="none"/>
-              <w:right w:val="none"/>
-            </w:tcBorders>
-          </w:tcPr>
-          <w:p>
-            <w:pPr>
-              <w:spacing w:before="40" w:after="40"/>
-            </w:pPr>
-            <w:r>
-              <w:rPr>
-                <w:rFonts w:ascii="Calibri" w:hAnsi="Calibri"/>
-                <w:b/>
-                <w:color w:val="008060"/>
-                <w:sz w:val="20"/>
-              </w:rPr>
-              <w:t>Jawaban:</w:t>
-            </w:r>
-            <w:r>
-              <w:rPr>
-                <w:rFonts w:ascii="Calibri" w:hAnsi="Calibri"/>
-                <w:color w:val="008060"/>
-                <w:sz w:val="20"/>
-              </w:rPr>
-              <w:t xml:space="preserve"> Secara prinsip tata kelola data (</w:t>
-            </w:r>
-            <w:r>
-              <w:rPr>
-                <w:rFonts w:ascii="Calibri" w:hAnsi="Calibri"/>
-                <w:i/>
-                <w:color w:val="008060"/>
-                <w:sz w:val="20"/>
-              </w:rPr>
-              <w:t>data integrity</w:t>
-            </w:r>
-            <w:r>
-              <w:rPr>
-                <w:rFonts w:ascii="Calibri" w:hAnsi="Calibri"/>
-                <w:color w:val="008060"/>
-                <w:sz w:val="20"/>
-              </w:rPr>
-              <w:t>), skrining adalah hasil observasi langsung petugas lapangan. Jika ada kekeliruan data (misalnya salah catat paritas anak), admin dinas dapat menginstruksikan petugas untuk memperbarui profil PUS dan melakukan skrining konfirmasi ulang.</w:t>
-            </w:r>
-          </w:p>
-        </w:tc>
-      </w:tr>
-    </w:tbl>
-    <w:p>
-      <w:pPr>
-        <w:spacing w:after="80"/>
-      </w:pPr>
     </w:p>
     <w:sectPr>
       <w:headerReference w:type="default" r:id="rId9"/>
@@ -3776,6 +821,7 @@
       <w:pgSz w:w="12240" w:h="15840"/>
       <w:pgMar w:top="1440" w:right="1440" w:bottom="1440" w:left="1440" w:header="720" w:footer="720" w:gutter="0"/>
       <w:cols w:space="720"/>
+      <w:titlePg/>
       <w:docGrid w:linePitch="360"/>
     </w:sectPr>
   </w:body>
@@ -3787,7 +833,7 @@
   <w:p>
     <w:pPr>
       <w:pStyle w:val="Footer"/>
-      <w:jc w:val="center"/>
+      <w:jc w:val="left"/>
     </w:pPr>
     <w:r>
       <w:rPr>
@@ -3795,7 +841,7 @@
         <w:color w:val="64748B"/>
         <w:sz w:val="17"/>
       </w:rPr>
-      <w:t>SI-MENTILIN — Sistem Skrining Lima Indikator PUS &amp; Penanda Sasaran MUPAR</w:t>
+      <w:t>Dinas Pengendalian Penduduk, KB, Pemberdayaan Perempuan &amp; Perlindungan Anak Kab. Bangka</w:t>
     </w:r>
   </w:p>
 </w:ftr>
@@ -3814,7 +860,7 @@
         <w:color w:val="64748B"/>
         <w:sz w:val="17"/>
       </w:rPr>
-      <w:t>SI-MENTILIN | Administrator Dinas — DP2KBP3A KAB. BANGKA</w:t>
+      <w:t>SI-MENTILIN | Buku Panduan Operasional Penggunaan Sistem (Multi-Role)</w:t>
     </w:r>
   </w:p>
 </w:hdr>
